--- a/src/main/resources/modeles/dao-fixes/FOURNITURES_SERVICES-IC.docx
+++ b/src/main/resources/modeles/dao-fixes/FOURNITURES_SERVICES-IC.docx
@@ -2,1893 +2,6 @@
 <file path=word/document.xml><?xml version="1.0" encoding="utf-8"?>
 <w:document xmlns:wpc="http://schemas.microsoft.com/office/word/2010/wordprocessingCanvas" xmlns:cx="http://schemas.microsoft.com/office/drawing/2014/chartex" xmlns:cx1="http://schemas.microsoft.com/office/drawing/2015/9/8/chartex" xmlns:cx2="http://schemas.microsoft.com/office/drawing/2015/10/21/chartex" xmlns:cx3="http://schemas.microsoft.com/office/drawing/2016/5/9/chartex" xmlns:cx4="http://schemas.microsoft.com/office/drawing/2016/5/10/chartex" xmlns:cx5="http://schemas.microsoft.com/office/drawing/2016/5/11/chartex" xmlns:cx6="http://schemas.microsoft.com/office/drawing/2016/5/12/chartex" xmlns:cx7="http://schemas.microsoft.com/office/drawing/2016/5/13/chartex" xmlns:cx8="http://schemas.microsoft.com/office/drawing/2016/5/14/chartex" xmlns:mc="http://schemas.openxmlformats.org/markup-compatibility/2006" xmlns:aink="http://schemas.microsoft.com/office/drawing/2016/ink" xmlns:am3d="http://schemas.microsoft.com/office/drawing/2017/model3d" xmlns:o="urn:schemas-microsoft-com:office:office" xmlns:oel="http://schemas.microsoft.com/office/2019/extlst" xmlns:r="http://schemas.openxmlformats.org/officeDocument/2006/relationships" xmlns:m="http://schemas.openxmlformats.org/officeDocument/2006/math" xmlns:v="urn:schemas-microsoft-com:vml" xmlns:wp14="http://schemas.microsoft.com/office/word/2010/wordprocessingDrawing" xmlns:wp="http://schemas.openxmlformats.org/drawingml/2006/wordprocessingDrawing" xmlns:w10="urn:schemas-microsoft-com:office:word" xmlns:w="http://schemas.openxmlformats.org/wordprocessingml/2006/main" xmlns:w14="http://schemas.microsoft.com/office/word/2010/wordml" xmlns:w15="http://schemas.microsoft.com/office/word/2012/wordml" xmlns:w16cex="http://schemas.microsoft.com/office/word/2018/wordml/cex" xmlns:w16cid="http://schemas.microsoft.com/office/word/2016/wordml/cid" xmlns:w16="http://schemas.microsoft.com/office/word/2018/wordml" xmlns:w16du="http://schemas.microsoft.com/office/word/2023/wordml/word16du" xmlns:w16sdtdh="http://schemas.microsoft.com/office/word/2020/wordml/sdtdatahash" xmlns:w16sdtfl="http://schemas.microsoft.com/office/word/2024/wordml/sdtformatlock" xmlns:w16se="http://schemas.microsoft.com/office/word/2015/wordml/symex" xmlns:wpg="http://schemas.microsoft.com/office/word/2010/wordprocessingGroup" xmlns:wpi="http://schemas.microsoft.com/office/word/2010/wordprocessingInk" xmlns:wne="http://schemas.microsoft.com/office/word/2006/wordml" xmlns:wps="http://schemas.microsoft.com/office/word/2010/wordprocessingShape" mc:Ignorable="w14 w15 w16se w16cid w16 w16cex w16sdtdh w16sdtfl w16du wp14">
   <w:body>
-    <w:p>
-      <w:pPr>
-        <w:rPr>
-          <w:rFonts w:ascii="Arial" w:hAnsi="Arial"/>
-        </w:rPr>
-      </w:pPr>
-    </w:p>
-    <w:p>
-      <w:pPr>
-        <w:rPr>
-          <w:rFonts w:ascii="Arial" w:hAnsi="Arial"/>
-        </w:rPr>
-      </w:pPr>
-    </w:p>
-    <w:p>
-      <w:pPr>
-        <w:rPr>
-          <w:rFonts w:ascii="Arial" w:hAnsi="Arial"/>
-        </w:rPr>
-      </w:pPr>
-    </w:p>
-    <w:p>
-      <w:pPr>
-        <w:rPr>
-          <w:rFonts w:ascii="Arial" w:hAnsi="Arial"/>
-        </w:rPr>
-      </w:pPr>
-    </w:p>
-    <w:p>
-      <w:pPr>
-        <w:rPr>
-          <w:rFonts w:ascii="Arial" w:hAnsi="Arial"/>
-        </w:rPr>
-      </w:pPr>
-    </w:p>
-    <w:p>
-      <w:pPr>
-        <w:jc w:val="center"/>
-        <w:outlineLvl w:val="0"/>
-        <w:rPr>
-          <w:rFonts w:ascii="Arial" w:hAnsi="Arial"/>
-          <w:b/>
-          <w:sz w:val="40"/>
-        </w:rPr>
-      </w:pPr>
-      <w:r>
-        <w:rPr>
-          <w:rFonts w:ascii="Arial" w:hAnsi="Arial"/>
-          <w:b/>
-          <w:sz w:val="40"/>
-        </w:rPr>
-        <w:t>REPUBLIQUE DE MADAGASCAR</w:t>
-      </w:r>
-    </w:p>
-    <w:p>
-      <w:pPr>
-        <w:rPr>
-          <w:rFonts w:ascii="Arial" w:hAnsi="Arial"/>
-        </w:rPr>
-      </w:pPr>
-    </w:p>
-    <w:p>
-      <w:pPr>
-        <w:rPr>
-          <w:rFonts w:ascii="Arial" w:hAnsi="Arial"/>
-        </w:rPr>
-      </w:pPr>
-    </w:p>
-    <w:p>
-      <w:pPr>
-        <w:rPr>
-          <w:rFonts w:ascii="Arial" w:hAnsi="Arial"/>
-        </w:rPr>
-      </w:pPr>
-    </w:p>
-    <w:p>
-      <w:pPr>
-        <w:rPr>
-          <w:rFonts w:ascii="Arial" w:hAnsi="Arial"/>
-        </w:rPr>
-      </w:pPr>
-    </w:p>
-    <w:p>
-      <w:pPr>
-        <w:rPr>
-          <w:rFonts w:ascii="Arial" w:hAnsi="Arial"/>
-        </w:rPr>
-      </w:pPr>
-    </w:p>
-    <w:p>
-      <w:pPr>
-        <w:pBdr>
-          <w:top w:val="single" w:sz="18" w:space="1" w:color="auto" w:shadow="1"/>
-          <w:left w:val="single" w:sz="18" w:space="4" w:color="auto" w:shadow="1"/>
-          <w:bottom w:val="single" w:sz="18" w:space="1" w:color="auto" w:shadow="1"/>
-          <w:right w:val="single" w:sz="18" w:space="4" w:color="auto" w:shadow="1"/>
-        </w:pBdr>
-        <w:rPr>
-          <w:rFonts w:ascii="Arial" w:hAnsi="Arial"/>
-        </w:rPr>
-      </w:pPr>
-    </w:p>
-    <w:p>
-      <w:pPr>
-        <w:pBdr>
-          <w:top w:val="single" w:sz="18" w:space="1" w:color="auto" w:shadow="1"/>
-          <w:left w:val="single" w:sz="18" w:space="4" w:color="auto" w:shadow="1"/>
-          <w:bottom w:val="single" w:sz="18" w:space="1" w:color="auto" w:shadow="1"/>
-          <w:right w:val="single" w:sz="18" w:space="4" w:color="auto" w:shadow="1"/>
-        </w:pBdr>
-        <w:rPr>
-          <w:rFonts w:ascii="Arial" w:hAnsi="Arial"/>
-        </w:rPr>
-      </w:pPr>
-    </w:p>
-    <w:p>
-      <w:pPr>
-        <w:pBdr>
-          <w:top w:val="single" w:sz="18" w:space="1" w:color="auto" w:shadow="1"/>
-          <w:left w:val="single" w:sz="18" w:space="4" w:color="auto" w:shadow="1"/>
-          <w:bottom w:val="single" w:sz="18" w:space="1" w:color="auto" w:shadow="1"/>
-          <w:right w:val="single" w:sz="18" w:space="4" w:color="auto" w:shadow="1"/>
-        </w:pBdr>
-        <w:jc w:val="center"/>
-        <w:rPr>
-          <w:rFonts w:ascii="Arial" w:hAnsi="Arial"/>
-          <w:b/>
-          <w:sz w:val="28"/>
-        </w:rPr>
-      </w:pPr>
-    </w:p>
-    <w:p>
-      <w:pPr>
-        <w:pBdr>
-          <w:top w:val="single" w:sz="18" w:space="1" w:color="auto" w:shadow="1"/>
-          <w:left w:val="single" w:sz="18" w:space="4" w:color="auto" w:shadow="1"/>
-          <w:bottom w:val="single" w:sz="18" w:space="1" w:color="auto" w:shadow="1"/>
-          <w:right w:val="single" w:sz="18" w:space="4" w:color="auto" w:shadow="1"/>
-        </w:pBdr>
-        <w:jc w:val="center"/>
-        <w:rPr>
-          <w:rFonts w:ascii="Arial" w:hAnsi="Arial"/>
-          <w:b/>
-          <w:sz w:val="28"/>
-        </w:rPr>
-      </w:pPr>
-    </w:p>
-    <w:p>
-      <w:pPr>
-        <w:pBdr>
-          <w:top w:val="single" w:sz="18" w:space="1" w:color="auto" w:shadow="1"/>
-          <w:left w:val="single" w:sz="18" w:space="4" w:color="auto" w:shadow="1"/>
-          <w:bottom w:val="single" w:sz="18" w:space="1" w:color="auto" w:shadow="1"/>
-          <w:right w:val="single" w:sz="18" w:space="4" w:color="auto" w:shadow="1"/>
-        </w:pBdr>
-        <w:jc w:val="center"/>
-        <w:rPr>
-          <w:rFonts w:ascii="Arial" w:hAnsi="Arial"/>
-          <w:b/>
-          <w:sz w:val="28"/>
-        </w:rPr>
-      </w:pPr>
-    </w:p>
-    <w:p>
-      <w:pPr>
-        <w:pBdr>
-          <w:top w:val="single" w:sz="18" w:space="1" w:color="auto" w:shadow="1"/>
-          <w:left w:val="single" w:sz="18" w:space="4" w:color="auto" w:shadow="1"/>
-          <w:bottom w:val="single" w:sz="18" w:space="1" w:color="auto" w:shadow="1"/>
-          <w:right w:val="single" w:sz="18" w:space="4" w:color="auto" w:shadow="1"/>
-        </w:pBdr>
-        <w:jc w:val="center"/>
-        <w:rPr>
-          <w:rFonts w:ascii="Arial" w:hAnsi="Arial"/>
-          <w:b/>
-          <w:sz w:val="28"/>
-        </w:rPr>
-      </w:pPr>
-    </w:p>
-    <w:p>
-      <w:pPr>
-        <w:pBdr>
-          <w:top w:val="single" w:sz="18" w:space="1" w:color="auto" w:shadow="1"/>
-          <w:left w:val="single" w:sz="18" w:space="4" w:color="auto" w:shadow="1"/>
-          <w:bottom w:val="single" w:sz="18" w:space="1" w:color="auto" w:shadow="1"/>
-          <w:right w:val="single" w:sz="18" w:space="4" w:color="auto" w:shadow="1"/>
-        </w:pBdr>
-        <w:jc w:val="center"/>
-        <w:outlineLvl w:val="0"/>
-        <w:rPr>
-          <w:rFonts w:ascii="Arial" w:hAnsi="Arial"/>
-          <w:b/>
-          <w:sz w:val="28"/>
-        </w:rPr>
-      </w:pPr>
-      <w:r>
-        <w:rPr>
-          <w:rFonts w:ascii="Arial" w:hAnsi="Arial"/>
-          <w:b/>
-          <w:sz w:val="28"/>
-        </w:rPr>
-        <w:t>DOSSIER TYPE D'APPEL D'OFFRES</w:t>
-      </w:r>
-    </w:p>
-    <w:p>
-      <w:pPr>
-        <w:pBdr>
-          <w:top w:val="single" w:sz="18" w:space="1" w:color="auto" w:shadow="1"/>
-          <w:left w:val="single" w:sz="18" w:space="4" w:color="auto" w:shadow="1"/>
-          <w:bottom w:val="single" w:sz="18" w:space="1" w:color="auto" w:shadow="1"/>
-          <w:right w:val="single" w:sz="18" w:space="4" w:color="auto" w:shadow="1"/>
-        </w:pBdr>
-        <w:jc w:val="center"/>
-        <w:rPr>
-          <w:rFonts w:ascii="Arial" w:hAnsi="Arial"/>
-          <w:b/>
-          <w:sz w:val="28"/>
-        </w:rPr>
-      </w:pPr>
-    </w:p>
-    <w:p>
-      <w:pPr>
-        <w:pBdr>
-          <w:top w:val="single" w:sz="18" w:space="1" w:color="auto" w:shadow="1"/>
-          <w:left w:val="single" w:sz="18" w:space="4" w:color="auto" w:shadow="1"/>
-          <w:bottom w:val="single" w:sz="18" w:space="1" w:color="auto" w:shadow="1"/>
-          <w:right w:val="single" w:sz="18" w:space="4" w:color="auto" w:shadow="1"/>
-        </w:pBdr>
-        <w:jc w:val="center"/>
-        <w:rPr>
-          <w:rFonts w:ascii="Arial" w:hAnsi="Arial"/>
-          <w:b/>
-          <w:sz w:val="28"/>
-        </w:rPr>
-      </w:pPr>
-    </w:p>
-    <w:p>
-      <w:pPr>
-        <w:pBdr>
-          <w:top w:val="single" w:sz="18" w:space="1" w:color="auto" w:shadow="1"/>
-          <w:left w:val="single" w:sz="18" w:space="4" w:color="auto" w:shadow="1"/>
-          <w:bottom w:val="single" w:sz="18" w:space="1" w:color="auto" w:shadow="1"/>
-          <w:right w:val="single" w:sz="18" w:space="4" w:color="auto" w:shadow="1"/>
-        </w:pBdr>
-        <w:jc w:val="center"/>
-        <w:rPr>
-          <w:rFonts w:ascii="Arial" w:hAnsi="Arial"/>
-          <w:b/>
-          <w:sz w:val="28"/>
-        </w:rPr>
-      </w:pPr>
-    </w:p>
-    <w:p>
-      <w:pPr>
-        <w:pBdr>
-          <w:top w:val="single" w:sz="18" w:space="1" w:color="auto" w:shadow="1"/>
-          <w:left w:val="single" w:sz="18" w:space="4" w:color="auto" w:shadow="1"/>
-          <w:bottom w:val="single" w:sz="18" w:space="1" w:color="auto" w:shadow="1"/>
-          <w:right w:val="single" w:sz="18" w:space="4" w:color="auto" w:shadow="1"/>
-        </w:pBdr>
-        <w:jc w:val="center"/>
-        <w:rPr>
-          <w:rFonts w:ascii="Arial" w:hAnsi="Arial"/>
-          <w:b/>
-          <w:sz w:val="28"/>
-        </w:rPr>
-      </w:pPr>
-    </w:p>
-    <w:p>
-      <w:pPr>
-        <w:pBdr>
-          <w:top w:val="single" w:sz="18" w:space="1" w:color="auto" w:shadow="1"/>
-          <w:left w:val="single" w:sz="18" w:space="4" w:color="auto" w:shadow="1"/>
-          <w:bottom w:val="single" w:sz="18" w:space="1" w:color="auto" w:shadow="1"/>
-          <w:right w:val="single" w:sz="18" w:space="4" w:color="auto" w:shadow="1"/>
-        </w:pBdr>
-        <w:jc w:val="center"/>
-        <w:rPr>
-          <w:rFonts w:ascii="Arial" w:hAnsi="Arial"/>
-          <w:b/>
-          <w:sz w:val="28"/>
-        </w:rPr>
-      </w:pPr>
-    </w:p>
-    <w:p>
-      <w:pPr>
-        <w:pBdr>
-          <w:top w:val="single" w:sz="18" w:space="1" w:color="auto" w:shadow="1"/>
-          <w:left w:val="single" w:sz="18" w:space="4" w:color="auto" w:shadow="1"/>
-          <w:bottom w:val="single" w:sz="18" w:space="1" w:color="auto" w:shadow="1"/>
-          <w:right w:val="single" w:sz="18" w:space="4" w:color="auto" w:shadow="1"/>
-        </w:pBdr>
-        <w:jc w:val="center"/>
-        <w:rPr>
-          <w:rFonts w:ascii="Arial" w:hAnsi="Arial"/>
-          <w:b/>
-          <w:sz w:val="28"/>
-        </w:rPr>
-      </w:pPr>
-    </w:p>
-    <w:p>
-      <w:pPr>
-        <w:pBdr>
-          <w:top w:val="single" w:sz="18" w:space="1" w:color="auto" w:shadow="1"/>
-          <w:left w:val="single" w:sz="18" w:space="4" w:color="auto" w:shadow="1"/>
-          <w:bottom w:val="single" w:sz="18" w:space="1" w:color="auto" w:shadow="1"/>
-          <w:right w:val="single" w:sz="18" w:space="4" w:color="auto" w:shadow="1"/>
-        </w:pBdr>
-        <w:jc w:val="center"/>
-        <w:outlineLvl w:val="0"/>
-        <w:rPr>
-          <w:rFonts w:ascii="Arial" w:hAnsi="Arial"/>
-          <w:b/>
-          <w:sz w:val="28"/>
-        </w:rPr>
-      </w:pPr>
-      <w:r>
-        <w:rPr>
-          <w:rFonts w:ascii="Arial" w:hAnsi="Arial"/>
-          <w:b/>
-          <w:sz w:val="28"/>
-        </w:rPr>
-        <w:t xml:space="preserve">MARCHES PUBLICS </w:t>
-      </w:r>
-    </w:p>
-    <w:p>
-      <w:pPr>
-        <w:pBdr>
-          <w:top w:val="single" w:sz="18" w:space="1" w:color="auto" w:shadow="1"/>
-          <w:left w:val="single" w:sz="18" w:space="4" w:color="auto" w:shadow="1"/>
-          <w:bottom w:val="single" w:sz="18" w:space="1" w:color="auto" w:shadow="1"/>
-          <w:right w:val="single" w:sz="18" w:space="4" w:color="auto" w:shadow="1"/>
-        </w:pBdr>
-        <w:jc w:val="center"/>
-        <w:rPr>
-          <w:rFonts w:ascii="Arial" w:hAnsi="Arial"/>
-          <w:b/>
-          <w:sz w:val="28"/>
-        </w:rPr>
-      </w:pPr>
-      <w:r>
-        <w:rPr>
-          <w:rFonts w:ascii="Arial" w:hAnsi="Arial"/>
-          <w:b/>
-          <w:sz w:val="28"/>
-        </w:rPr>
-        <w:t xml:space="preserve">DE FOURNITURES </w:t>
-      </w:r>
-    </w:p>
-    <w:p>
-      <w:pPr>
-        <w:pBdr>
-          <w:top w:val="single" w:sz="18" w:space="1" w:color="auto" w:shadow="1"/>
-          <w:left w:val="single" w:sz="18" w:space="4" w:color="auto" w:shadow="1"/>
-          <w:bottom w:val="single" w:sz="18" w:space="1" w:color="auto" w:shadow="1"/>
-          <w:right w:val="single" w:sz="18" w:space="4" w:color="auto" w:shadow="1"/>
-        </w:pBdr>
-        <w:jc w:val="center"/>
-        <w:rPr>
-          <w:rFonts w:ascii="Arial" w:hAnsi="Arial"/>
-          <w:b/>
-          <w:sz w:val="28"/>
-        </w:rPr>
-      </w:pPr>
-    </w:p>
-    <w:p>
-      <w:pPr>
-        <w:pBdr>
-          <w:top w:val="single" w:sz="18" w:space="1" w:color="auto" w:shadow="1"/>
-          <w:left w:val="single" w:sz="18" w:space="4" w:color="auto" w:shadow="1"/>
-          <w:bottom w:val="single" w:sz="18" w:space="1" w:color="auto" w:shadow="1"/>
-          <w:right w:val="single" w:sz="18" w:space="4" w:color="auto" w:shadow="1"/>
-        </w:pBdr>
-        <w:jc w:val="center"/>
-        <w:rPr>
-          <w:rFonts w:ascii="Arial" w:hAnsi="Arial"/>
-        </w:rPr>
-      </w:pPr>
-    </w:p>
-    <w:p>
-      <w:pPr>
-        <w:pBdr>
-          <w:top w:val="single" w:sz="18" w:space="1" w:color="auto" w:shadow="1"/>
-          <w:left w:val="single" w:sz="18" w:space="4" w:color="auto" w:shadow="1"/>
-          <w:bottom w:val="single" w:sz="18" w:space="1" w:color="auto" w:shadow="1"/>
-          <w:right w:val="single" w:sz="18" w:space="4" w:color="auto" w:shadow="1"/>
-        </w:pBdr>
-        <w:jc w:val="center"/>
-        <w:rPr>
-          <w:rFonts w:ascii="Arial" w:hAnsi="Arial"/>
-        </w:rPr>
-      </w:pPr>
-    </w:p>
-    <w:p>
-      <w:pPr>
-        <w:pBdr>
-          <w:top w:val="single" w:sz="18" w:space="1" w:color="auto" w:shadow="1"/>
-          <w:left w:val="single" w:sz="18" w:space="4" w:color="auto" w:shadow="1"/>
-          <w:bottom w:val="single" w:sz="18" w:space="1" w:color="auto" w:shadow="1"/>
-          <w:right w:val="single" w:sz="18" w:space="4" w:color="auto" w:shadow="1"/>
-        </w:pBdr>
-        <w:jc w:val="center"/>
-        <w:rPr>
-          <w:rFonts w:ascii="Arial" w:hAnsi="Arial"/>
-        </w:rPr>
-      </w:pPr>
-    </w:p>
-    <w:p>
-      <w:pPr>
-        <w:pBdr>
-          <w:top w:val="single" w:sz="18" w:space="1" w:color="auto" w:shadow="1"/>
-          <w:left w:val="single" w:sz="18" w:space="4" w:color="auto" w:shadow="1"/>
-          <w:bottom w:val="single" w:sz="18" w:space="1" w:color="auto" w:shadow="1"/>
-          <w:right w:val="single" w:sz="18" w:space="4" w:color="auto" w:shadow="1"/>
-        </w:pBdr>
-        <w:jc w:val="center"/>
-        <w:rPr>
-          <w:rFonts w:ascii="Arial" w:hAnsi="Arial"/>
-        </w:rPr>
-      </w:pPr>
-    </w:p>
-    <w:p>
-      <w:pPr>
-        <w:pBdr>
-          <w:top w:val="single" w:sz="18" w:space="1" w:color="auto" w:shadow="1"/>
-          <w:left w:val="single" w:sz="18" w:space="4" w:color="auto" w:shadow="1"/>
-          <w:bottom w:val="single" w:sz="18" w:space="1" w:color="auto" w:shadow="1"/>
-          <w:right w:val="single" w:sz="18" w:space="4" w:color="auto" w:shadow="1"/>
-        </w:pBdr>
-        <w:jc w:val="center"/>
-        <w:rPr>
-          <w:rFonts w:ascii="Arial" w:hAnsi="Arial"/>
-        </w:rPr>
-      </w:pPr>
-    </w:p>
-    <w:p>
-      <w:pPr>
-        <w:jc w:val="center"/>
-        <w:rPr>
-          <w:rFonts w:ascii="Arial" w:hAnsi="Arial"/>
-          <w:b/>
-          <w:sz w:val="28"/>
-        </w:rPr>
-      </w:pPr>
-      <w:r>
-        <w:rPr>
-          <w:rFonts w:ascii="Arial" w:hAnsi="Arial"/>
-        </w:rPr>
-        <w:br w:type="page"/>
-      </w:r>
-      <w:r>
-        <w:rPr>
-          <w:rFonts w:ascii="Arial" w:hAnsi="Arial"/>
-          <w:b/>
-          <w:sz w:val="28"/>
-        </w:rPr>
-        <w:lastRenderedPageBreak/>
-        <w:t>SOMMAIRE GENERAL</w:t>
-      </w:r>
-    </w:p>
-    <w:p>
-      <w:pPr>
-        <w:jc w:val="center"/>
-        <w:rPr>
-          <w:rFonts w:ascii="Arial" w:hAnsi="Arial"/>
-          <w:sz w:val="28"/>
-        </w:rPr>
-      </w:pPr>
-    </w:p>
-    <w:p>
-      <w:pPr>
-        <w:outlineLvl w:val="0"/>
-        <w:rPr>
-          <w:rFonts w:ascii="Arial" w:hAnsi="Arial"/>
-          <w:b/>
-          <w:sz w:val="28"/>
-        </w:rPr>
-      </w:pPr>
-      <w:r>
-        <w:rPr>
-          <w:rFonts w:ascii="Arial" w:hAnsi="Arial"/>
-          <w:b/>
-          <w:sz w:val="28"/>
-        </w:rPr>
-        <w:t>PREMIERE PARTIE: PROCEDURE D'APPEL D'OFFRES</w:t>
-      </w:r>
-    </w:p>
-    <w:p>
-      <w:pPr>
-        <w:ind w:left="540"/>
-        <w:jc w:val="both"/>
-        <w:rPr>
-          <w:rFonts w:ascii="Arial" w:hAnsi="Arial"/>
-          <w:sz w:val="28"/>
-        </w:rPr>
-      </w:pPr>
-    </w:p>
-    <w:p>
-      <w:pPr>
-        <w:tabs>
-          <w:tab w:val="left" w:pos="851"/>
-        </w:tabs>
-        <w:jc w:val="both"/>
-        <w:rPr>
-          <w:rFonts w:ascii="Arial" w:hAnsi="Arial"/>
-          <w:b/>
-          <w:sz w:val="24"/>
-        </w:rPr>
-      </w:pPr>
-      <w:r>
-        <w:rPr>
-          <w:rFonts w:ascii="Arial" w:hAnsi="Arial"/>
-          <w:b/>
-          <w:sz w:val="24"/>
-        </w:rPr>
-        <w:t>1.1. -</w:t>
-      </w:r>
-      <w:r>
-        <w:rPr>
-          <w:rFonts w:ascii="Arial" w:hAnsi="Arial"/>
-          <w:b/>
-          <w:sz w:val="24"/>
-        </w:rPr>
-        <w:tab/>
-        <w:t>Instructions aux candidats</w:t>
-      </w:r>
-    </w:p>
-    <w:p>
-      <w:pPr>
-        <w:tabs>
-          <w:tab w:val="left" w:pos="851"/>
-        </w:tabs>
-        <w:jc w:val="both"/>
-        <w:rPr>
-          <w:rFonts w:ascii="Arial" w:hAnsi="Arial"/>
-          <w:b/>
-          <w:sz w:val="24"/>
-        </w:rPr>
-      </w:pPr>
-    </w:p>
-    <w:p>
-      <w:pPr>
-        <w:tabs>
-          <w:tab w:val="left" w:pos="851"/>
-        </w:tabs>
-        <w:jc w:val="both"/>
-        <w:rPr>
-          <w:rFonts w:ascii="Arial" w:hAnsi="Arial"/>
-          <w:b/>
-          <w:sz w:val="24"/>
-        </w:rPr>
-      </w:pPr>
-      <w:r>
-        <w:rPr>
-          <w:rFonts w:ascii="Arial" w:hAnsi="Arial"/>
-          <w:b/>
-          <w:sz w:val="24"/>
-        </w:rPr>
-        <w:t xml:space="preserve">1.2. - </w:t>
-      </w:r>
-      <w:r>
-        <w:rPr>
-          <w:rFonts w:ascii="Arial" w:hAnsi="Arial"/>
-          <w:b/>
-          <w:sz w:val="24"/>
-        </w:rPr>
-        <w:tab/>
-        <w:t>Données Particulières de l'Appel d'Offres (DPAO)</w:t>
-      </w:r>
-    </w:p>
-    <w:p>
-      <w:pPr>
-        <w:tabs>
-          <w:tab w:val="left" w:pos="851"/>
-        </w:tabs>
-        <w:jc w:val="both"/>
-        <w:rPr>
-          <w:rFonts w:ascii="Arial" w:hAnsi="Arial"/>
-          <w:b/>
-          <w:sz w:val="24"/>
-        </w:rPr>
-      </w:pPr>
-    </w:p>
-    <w:p>
-      <w:pPr>
-        <w:tabs>
-          <w:tab w:val="left" w:pos="851"/>
-        </w:tabs>
-        <w:jc w:val="both"/>
-        <w:rPr>
-          <w:rFonts w:ascii="Arial" w:hAnsi="Arial"/>
-          <w:b/>
-          <w:sz w:val="24"/>
-        </w:rPr>
-      </w:pPr>
-      <w:r>
-        <w:rPr>
-          <w:rFonts w:ascii="Arial" w:hAnsi="Arial"/>
-          <w:b/>
-          <w:sz w:val="24"/>
-        </w:rPr>
-        <w:t xml:space="preserve">1.3. - </w:t>
-      </w:r>
-      <w:r>
-        <w:rPr>
-          <w:rFonts w:ascii="Arial" w:hAnsi="Arial"/>
-          <w:b/>
-          <w:sz w:val="24"/>
-        </w:rPr>
-        <w:tab/>
-        <w:t>Formulaires de soumission</w:t>
-      </w:r>
-    </w:p>
-    <w:p>
-      <w:pPr>
-        <w:ind w:left="540"/>
-        <w:jc w:val="both"/>
-        <w:rPr>
-          <w:rFonts w:ascii="Arial" w:hAnsi="Arial"/>
-          <w:sz w:val="24"/>
-        </w:rPr>
-      </w:pPr>
-    </w:p>
-    <w:p>
-      <w:pPr>
-        <w:pStyle w:val="Titre"/>
-        <w:tabs>
-          <w:tab w:val="clear" w:pos="3960"/>
-          <w:tab w:val="left" w:pos="1276"/>
-        </w:tabs>
-        <w:ind w:left="851"/>
-        <w:jc w:val="left"/>
-        <w:rPr>
-          <w:rFonts w:ascii="Arial" w:hAnsi="Arial"/>
-          <w:b w:val="0"/>
-        </w:rPr>
-      </w:pPr>
-      <w:r>
-        <w:rPr>
-          <w:rFonts w:ascii="Arial" w:hAnsi="Arial"/>
-          <w:b w:val="0"/>
-        </w:rPr>
-        <w:t xml:space="preserve">A.- </w:t>
-      </w:r>
-      <w:r>
-        <w:rPr>
-          <w:rFonts w:ascii="Arial" w:hAnsi="Arial"/>
-          <w:b w:val="0"/>
-        </w:rPr>
-        <w:t>Modèles de fiches de renseignements</w:t>
-      </w:r>
-    </w:p>
-    <w:p>
-      <w:pPr>
-        <w:numPr>
-          <w:ilvl w:val="0"/>
-          <w:numId w:val="23"/>
-        </w:numPr>
-        <w:tabs>
-          <w:tab w:val="num" w:pos="1985"/>
-        </w:tabs>
-        <w:rPr>
-          <w:rFonts w:ascii="Arial" w:hAnsi="Arial"/>
-          <w:sz w:val="24"/>
-        </w:rPr>
-      </w:pPr>
-      <w:r>
-        <w:rPr>
-          <w:rFonts w:ascii="Arial" w:hAnsi="Arial"/>
-          <w:sz w:val="24"/>
-        </w:rPr>
-        <w:t>A1 - Identification du Candidat</w:t>
-      </w:r>
-    </w:p>
-    <w:p>
-      <w:pPr>
-        <w:numPr>
-          <w:ilvl w:val="0"/>
-          <w:numId w:val="23"/>
-        </w:numPr>
-        <w:tabs>
-          <w:tab w:val="num" w:pos="1985"/>
-        </w:tabs>
-        <w:ind w:right="-644"/>
-        <w:rPr>
-          <w:rFonts w:ascii="Arial" w:hAnsi="Arial"/>
-          <w:sz w:val="24"/>
-        </w:rPr>
-      </w:pPr>
-      <w:r>
-        <w:rPr>
-          <w:rFonts w:ascii="Arial" w:hAnsi="Arial"/>
-          <w:sz w:val="24"/>
-        </w:rPr>
-        <w:t>A2 - Capacités techniques</w:t>
-      </w:r>
-    </w:p>
-    <w:p>
-      <w:pPr>
-        <w:numPr>
-          <w:ilvl w:val="0"/>
-          <w:numId w:val="23"/>
-        </w:numPr>
-        <w:tabs>
-          <w:tab w:val="num" w:pos="1985"/>
-        </w:tabs>
-        <w:rPr>
-          <w:rFonts w:ascii="Arial" w:hAnsi="Arial"/>
-          <w:sz w:val="24"/>
-        </w:rPr>
-      </w:pPr>
-      <w:r>
-        <w:rPr>
-          <w:rFonts w:ascii="Arial" w:hAnsi="Arial"/>
-          <w:sz w:val="24"/>
-        </w:rPr>
-        <w:t>A3 - Capacités financières</w:t>
-      </w:r>
-    </w:p>
-    <w:p>
-      <w:pPr>
-        <w:numPr>
-          <w:ilvl w:val="0"/>
-          <w:numId w:val="23"/>
-        </w:numPr>
-        <w:tabs>
-          <w:tab w:val="num" w:pos="1985"/>
-        </w:tabs>
-        <w:ind w:right="-360"/>
-        <w:rPr>
-          <w:rFonts w:ascii="Arial" w:hAnsi="Arial"/>
-          <w:sz w:val="24"/>
-        </w:rPr>
-      </w:pPr>
-      <w:r>
-        <w:rPr>
-          <w:rFonts w:ascii="Arial" w:hAnsi="Arial"/>
-          <w:sz w:val="24"/>
-        </w:rPr>
-        <w:t>A4 - Antécédents du Candidat pour des marchés de même nature</w:t>
-      </w:r>
-    </w:p>
-    <w:p>
-      <w:pPr>
-        <w:ind w:left="1418"/>
-        <w:jc w:val="both"/>
-        <w:rPr>
-          <w:rFonts w:ascii="Arial" w:hAnsi="Arial"/>
-          <w:sz w:val="24"/>
-        </w:rPr>
-      </w:pPr>
-    </w:p>
-    <w:p>
-      <w:pPr>
-        <w:pStyle w:val="Titre"/>
-        <w:tabs>
-          <w:tab w:val="clear" w:pos="3960"/>
-          <w:tab w:val="left" w:pos="1276"/>
-        </w:tabs>
-        <w:ind w:left="851"/>
-        <w:jc w:val="left"/>
-        <w:rPr>
-          <w:rFonts w:ascii="Arial" w:hAnsi="Arial"/>
-          <w:b w:val="0"/>
-        </w:rPr>
-      </w:pPr>
-      <w:r>
-        <w:rPr>
-          <w:rFonts w:ascii="Arial" w:hAnsi="Arial"/>
-          <w:b w:val="0"/>
-        </w:rPr>
-        <w:t xml:space="preserve">B.- </w:t>
-      </w:r>
-      <w:r>
-        <w:rPr>
-          <w:rFonts w:ascii="Arial" w:hAnsi="Arial"/>
-          <w:b w:val="0"/>
-        </w:rPr>
-        <w:t>Modèle d'attestation du fabriquant</w:t>
-      </w:r>
-    </w:p>
-    <w:p>
-      <w:pPr>
-        <w:pStyle w:val="Titre"/>
-        <w:tabs>
-          <w:tab w:val="num" w:pos="1843"/>
-        </w:tabs>
-        <w:ind w:left="1843" w:hanging="425"/>
-        <w:jc w:val="left"/>
-        <w:rPr>
-          <w:rFonts w:ascii="Arial" w:hAnsi="Arial"/>
-          <w:b w:val="0"/>
-        </w:rPr>
-      </w:pPr>
-    </w:p>
-    <w:p>
-      <w:pPr>
-        <w:pStyle w:val="Titre"/>
-        <w:tabs>
-          <w:tab w:val="clear" w:pos="3960"/>
-          <w:tab w:val="left" w:pos="1276"/>
-        </w:tabs>
-        <w:ind w:left="851"/>
-        <w:jc w:val="left"/>
-        <w:rPr>
-          <w:rFonts w:ascii="Arial" w:hAnsi="Arial"/>
-          <w:b w:val="0"/>
-        </w:rPr>
-      </w:pPr>
-      <w:r>
-        <w:rPr>
-          <w:rFonts w:ascii="Arial" w:hAnsi="Arial"/>
-          <w:b w:val="0"/>
-        </w:rPr>
-        <w:t xml:space="preserve">C.- </w:t>
-      </w:r>
-      <w:r>
-        <w:rPr>
-          <w:rFonts w:ascii="Arial" w:hAnsi="Arial"/>
-          <w:b w:val="0"/>
-        </w:rPr>
-        <w:t xml:space="preserve">Modèles de garantie de </w:t>
-      </w:r>
-      <w:r>
-        <w:rPr>
-          <w:rFonts w:ascii="Arial" w:hAnsi="Arial"/>
-          <w:b w:val="0"/>
-        </w:rPr>
-        <w:t>soumission</w:t>
-      </w:r>
-    </w:p>
-    <w:p>
-      <w:pPr>
-        <w:numPr>
-          <w:ilvl w:val="0"/>
-          <w:numId w:val="24"/>
-        </w:numPr>
-        <w:tabs>
-          <w:tab w:val="num" w:pos="1985"/>
-        </w:tabs>
-        <w:jc w:val="both"/>
-        <w:rPr>
-          <w:rFonts w:ascii="Arial" w:hAnsi="Arial"/>
-          <w:sz w:val="24"/>
-        </w:rPr>
-      </w:pPr>
-      <w:r>
-        <w:rPr>
-          <w:rFonts w:ascii="Arial" w:hAnsi="Arial"/>
-          <w:sz w:val="24"/>
-        </w:rPr>
-        <w:t>C1 - Modèle de garantie bancaire</w:t>
-      </w:r>
-    </w:p>
-    <w:p>
-      <w:pPr>
-        <w:numPr>
-          <w:ilvl w:val="0"/>
-          <w:numId w:val="24"/>
-        </w:numPr>
-        <w:tabs>
-          <w:tab w:val="num" w:pos="1985"/>
-        </w:tabs>
-        <w:jc w:val="both"/>
-        <w:rPr>
-          <w:rFonts w:ascii="Arial" w:hAnsi="Arial"/>
-        </w:rPr>
-      </w:pPr>
-      <w:r>
-        <w:rPr>
-          <w:rFonts w:ascii="Arial" w:hAnsi="Arial"/>
-          <w:sz w:val="24"/>
-        </w:rPr>
-        <w:t>C2 - Modèle de caution</w:t>
-      </w:r>
-      <w:r>
-        <w:rPr>
-          <w:rFonts w:ascii="Arial" w:hAnsi="Arial"/>
-        </w:rPr>
-        <w:t xml:space="preserve"> </w:t>
-      </w:r>
-      <w:r>
-        <w:rPr>
-          <w:rFonts w:ascii="Arial" w:hAnsi="Arial"/>
-          <w:sz w:val="24"/>
-          <w:szCs w:val="24"/>
-        </w:rPr>
-        <w:t>personnelle et solidaire</w:t>
-      </w:r>
-    </w:p>
-    <w:p>
-      <w:pPr>
-        <w:tabs>
-          <w:tab w:val="num" w:pos="1985"/>
-        </w:tabs>
-        <w:ind w:left="1560"/>
-        <w:jc w:val="both"/>
-        <w:rPr>
-          <w:rFonts w:ascii="Arial" w:hAnsi="Arial"/>
-          <w:sz w:val="24"/>
-        </w:rPr>
-      </w:pPr>
-    </w:p>
-    <w:p>
-      <w:pPr>
-        <w:ind w:left="540"/>
-        <w:jc w:val="both"/>
-        <w:rPr>
-          <w:rFonts w:ascii="Arial" w:hAnsi="Arial"/>
-          <w:sz w:val="28"/>
-        </w:rPr>
-      </w:pPr>
-    </w:p>
-    <w:p>
-      <w:pPr>
-        <w:outlineLvl w:val="0"/>
-        <w:rPr>
-          <w:rFonts w:ascii="Arial" w:hAnsi="Arial"/>
-          <w:b/>
-          <w:sz w:val="28"/>
-        </w:rPr>
-      </w:pPr>
-      <w:r>
-        <w:rPr>
-          <w:rFonts w:ascii="Arial" w:hAnsi="Arial"/>
-          <w:b/>
-          <w:sz w:val="28"/>
-        </w:rPr>
-        <w:t>DEUXIEME PARTIE: MARCHE</w:t>
-      </w:r>
-    </w:p>
-    <w:p>
-      <w:pPr>
-        <w:ind w:left="540"/>
-        <w:jc w:val="both"/>
-        <w:rPr>
-          <w:rFonts w:ascii="Arial" w:hAnsi="Arial"/>
-          <w:sz w:val="28"/>
-        </w:rPr>
-      </w:pPr>
-    </w:p>
-    <w:p>
-      <w:pPr>
-        <w:tabs>
-          <w:tab w:val="left" w:pos="851"/>
-        </w:tabs>
-        <w:jc w:val="both"/>
-        <w:rPr>
-          <w:rFonts w:ascii="Arial" w:hAnsi="Arial"/>
-          <w:b/>
-        </w:rPr>
-      </w:pPr>
-      <w:r>
-        <w:rPr>
-          <w:rFonts w:ascii="Arial" w:hAnsi="Arial"/>
-          <w:b/>
-          <w:sz w:val="24"/>
-        </w:rPr>
-        <w:t>2.1. -</w:t>
-      </w:r>
-      <w:r>
-        <w:rPr>
-          <w:rFonts w:ascii="Arial" w:hAnsi="Arial"/>
-          <w:b/>
-          <w:sz w:val="24"/>
-        </w:rPr>
-        <w:tab/>
-        <w:t xml:space="preserve">Acte d'Engagement </w:t>
-      </w:r>
-      <w:r>
-        <w:rPr>
-          <w:rFonts w:ascii="Arial" w:hAnsi="Arial"/>
-          <w:sz w:val="24"/>
-          <w:szCs w:val="24"/>
-        </w:rPr>
-        <w:t>(A compléter par le candidat)</w:t>
-      </w:r>
-    </w:p>
-    <w:p>
-      <w:pPr>
-        <w:tabs>
-          <w:tab w:val="left" w:pos="3480"/>
-        </w:tabs>
-        <w:ind w:left="1416"/>
-        <w:jc w:val="both"/>
-        <w:rPr>
-          <w:rFonts w:ascii="Arial" w:hAnsi="Arial"/>
-          <w:b/>
-          <w:sz w:val="24"/>
-        </w:rPr>
-      </w:pPr>
-    </w:p>
-    <w:p>
-      <w:pPr>
-        <w:tabs>
-          <w:tab w:val="left" w:pos="3480"/>
-        </w:tabs>
-        <w:ind w:left="1416"/>
-        <w:jc w:val="both"/>
-        <w:rPr>
-          <w:rFonts w:ascii="Arial" w:hAnsi="Arial"/>
-          <w:b/>
-          <w:sz w:val="24"/>
-        </w:rPr>
-      </w:pPr>
-      <w:r>
-        <w:rPr>
-          <w:rFonts w:ascii="Arial" w:hAnsi="Arial"/>
-          <w:b/>
-          <w:sz w:val="24"/>
-        </w:rPr>
-        <w:t xml:space="preserve">ANNEXES A COMPLETER PAR LE </w:t>
-      </w:r>
-      <w:r>
-        <w:rPr>
-          <w:rFonts w:ascii="Arial" w:hAnsi="Arial"/>
-          <w:b/>
-          <w:sz w:val="24"/>
-          <w:szCs w:val="24"/>
-        </w:rPr>
-        <w:t>CANDIDAT</w:t>
-      </w:r>
-      <w:r>
-        <w:rPr>
-          <w:rFonts w:ascii="Arial" w:hAnsi="Arial"/>
-          <w:b/>
-          <w:sz w:val="24"/>
-        </w:rPr>
-        <w:t>:</w:t>
-      </w:r>
-    </w:p>
-    <w:p>
-      <w:pPr>
-        <w:numPr>
-          <w:ilvl w:val="0"/>
-          <w:numId w:val="25"/>
-        </w:numPr>
-        <w:jc w:val="both"/>
-        <w:rPr>
-          <w:rFonts w:ascii="Arial" w:hAnsi="Arial"/>
-          <w:sz w:val="24"/>
-        </w:rPr>
-      </w:pPr>
-      <w:r>
-        <w:rPr>
-          <w:rFonts w:ascii="Arial" w:hAnsi="Arial"/>
-          <w:sz w:val="24"/>
-        </w:rPr>
-        <w:t xml:space="preserve">Annexe : </w:t>
-      </w:r>
-      <w:r>
-        <w:rPr>
-          <w:rFonts w:ascii="Arial" w:hAnsi="Arial"/>
-          <w:sz w:val="24"/>
-          <w:szCs w:val="24"/>
-        </w:rPr>
-        <w:t>Cadre du Bordereau de prix</w:t>
-      </w:r>
-    </w:p>
-    <w:p>
-      <w:pPr>
-        <w:numPr>
-          <w:ilvl w:val="0"/>
-          <w:numId w:val="25"/>
-        </w:numPr>
-        <w:jc w:val="both"/>
-        <w:rPr>
-          <w:rFonts w:ascii="Arial" w:hAnsi="Arial"/>
-          <w:sz w:val="24"/>
-        </w:rPr>
-      </w:pPr>
-      <w:r>
-        <w:rPr>
-          <w:rFonts w:ascii="Arial" w:hAnsi="Arial"/>
-          <w:sz w:val="24"/>
-        </w:rPr>
-        <w:t>Annexe: paramètres de la formule de révision des prix</w:t>
-      </w:r>
-    </w:p>
-    <w:p>
-      <w:pPr>
-        <w:numPr>
-          <w:ilvl w:val="0"/>
-          <w:numId w:val="25"/>
-        </w:numPr>
-        <w:jc w:val="both"/>
-        <w:rPr>
-          <w:rFonts w:ascii="Arial" w:hAnsi="Arial"/>
-          <w:sz w:val="24"/>
-        </w:rPr>
-      </w:pPr>
-      <w:r>
-        <w:rPr>
-          <w:rFonts w:ascii="Arial" w:hAnsi="Arial"/>
-          <w:sz w:val="24"/>
-        </w:rPr>
-        <w:t>Annexe: demande d'acceptation du ou des sous-traitants et</w:t>
-      </w:r>
-      <w:r>
-        <w:rPr>
-          <w:rFonts w:ascii="Arial" w:hAnsi="Arial"/>
-          <w:sz w:val="24"/>
-        </w:rPr>
-        <w:t xml:space="preserve"> </w:t>
-      </w:r>
-      <w:r>
-        <w:rPr>
-          <w:rFonts w:ascii="Arial" w:hAnsi="Arial"/>
-          <w:sz w:val="24"/>
-        </w:rPr>
-        <w:t xml:space="preserve">d'agrément des conditions de paiement </w:t>
-      </w:r>
-    </w:p>
-    <w:p>
-      <w:pPr>
-        <w:numPr>
-          <w:ilvl w:val="0"/>
-          <w:numId w:val="25"/>
-        </w:numPr>
-        <w:jc w:val="both"/>
-        <w:rPr>
-          <w:rFonts w:ascii="Arial" w:hAnsi="Arial"/>
-          <w:sz w:val="24"/>
-        </w:rPr>
-      </w:pPr>
-      <w:r>
-        <w:rPr>
-          <w:rFonts w:ascii="Arial" w:hAnsi="Arial"/>
-          <w:sz w:val="24"/>
-        </w:rPr>
-        <w:t>Annexe: état des sommes versées aux tiers</w:t>
-      </w:r>
-    </w:p>
-    <w:p>
-      <w:pPr>
-        <w:ind w:left="540"/>
-        <w:jc w:val="both"/>
-        <w:rPr>
-          <w:rFonts w:ascii="Arial" w:hAnsi="Arial"/>
-          <w:sz w:val="24"/>
-        </w:rPr>
-      </w:pPr>
-    </w:p>
-    <w:p>
-      <w:pPr>
-        <w:tabs>
-          <w:tab w:val="left" w:pos="851"/>
-        </w:tabs>
-        <w:jc w:val="both"/>
-        <w:rPr>
-          <w:rFonts w:ascii="Arial" w:hAnsi="Arial"/>
-          <w:b/>
-          <w:sz w:val="24"/>
-        </w:rPr>
-      </w:pPr>
-      <w:r>
-        <w:rPr>
-          <w:rFonts w:ascii="Arial" w:hAnsi="Arial"/>
-          <w:b/>
-          <w:sz w:val="24"/>
-        </w:rPr>
-        <w:t>2.2.</w:t>
-      </w:r>
-      <w:r>
-        <w:rPr>
-          <w:rFonts w:ascii="Arial" w:hAnsi="Arial"/>
-          <w:b/>
-          <w:sz w:val="24"/>
-        </w:rPr>
-        <w:tab/>
-        <w:t>Cahier des Prescriptions Spéciales</w:t>
-      </w:r>
-    </w:p>
-    <w:p>
-      <w:pPr>
-        <w:ind w:left="540"/>
-        <w:jc w:val="both"/>
-        <w:rPr>
-          <w:rFonts w:ascii="Arial" w:hAnsi="Arial"/>
-          <w:sz w:val="24"/>
-        </w:rPr>
-      </w:pPr>
-    </w:p>
-    <w:p>
-      <w:pPr>
-        <w:numPr>
-          <w:ilvl w:val="0"/>
-          <w:numId w:val="13"/>
-        </w:numPr>
-        <w:tabs>
-          <w:tab w:val="num" w:pos="1134"/>
-        </w:tabs>
-        <w:ind w:left="1134" w:hanging="283"/>
-        <w:jc w:val="both"/>
-        <w:rPr>
-          <w:rFonts w:ascii="Arial" w:hAnsi="Arial"/>
-          <w:sz w:val="24"/>
-        </w:rPr>
-      </w:pPr>
-      <w:r>
-        <w:rPr>
-          <w:rFonts w:ascii="Arial" w:hAnsi="Arial"/>
-          <w:sz w:val="24"/>
-        </w:rPr>
-        <w:t>Cahier des Clauses Administratives Particulières (CCAP),</w:t>
-      </w:r>
-    </w:p>
-    <w:p>
-      <w:pPr>
-        <w:numPr>
-          <w:ilvl w:val="0"/>
-          <w:numId w:val="26"/>
-        </w:numPr>
-        <w:tabs>
-          <w:tab w:val="num" w:pos="1701"/>
-        </w:tabs>
-        <w:jc w:val="both"/>
-        <w:rPr>
-          <w:rFonts w:ascii="Arial" w:hAnsi="Arial"/>
-          <w:sz w:val="24"/>
-        </w:rPr>
-      </w:pPr>
-      <w:r>
-        <w:rPr>
-          <w:rFonts w:ascii="Arial" w:hAnsi="Arial"/>
-          <w:sz w:val="24"/>
-        </w:rPr>
-        <w:t>Annexe :</w:t>
-      </w:r>
-      <w:r>
-        <w:rPr>
-          <w:rFonts w:ascii="Arial" w:hAnsi="Arial"/>
-          <w:sz w:val="24"/>
-        </w:rPr>
-        <w:tab/>
-        <w:t>Exemple de formule de révision de prix</w:t>
-      </w:r>
-    </w:p>
-    <w:p>
-      <w:pPr>
-        <w:numPr>
-          <w:ilvl w:val="0"/>
-          <w:numId w:val="26"/>
-        </w:numPr>
-        <w:tabs>
-          <w:tab w:val="num" w:pos="1701"/>
-        </w:tabs>
-        <w:jc w:val="both"/>
-        <w:rPr>
-          <w:rFonts w:ascii="Arial" w:hAnsi="Arial"/>
-          <w:sz w:val="24"/>
-        </w:rPr>
-      </w:pPr>
-      <w:r>
-        <w:rPr>
-          <w:rFonts w:ascii="Arial" w:hAnsi="Arial"/>
-          <w:sz w:val="24"/>
-        </w:rPr>
-        <w:t>Annexe :</w:t>
-      </w:r>
-      <w:r>
-        <w:rPr>
-          <w:rFonts w:ascii="Arial" w:hAnsi="Arial"/>
-          <w:sz w:val="24"/>
-        </w:rPr>
-        <w:tab/>
-        <w:t xml:space="preserve">Modèle de garantie bancaire de bonne exécution </w:t>
-      </w:r>
-    </w:p>
-    <w:p>
-      <w:pPr>
-        <w:numPr>
-          <w:ilvl w:val="0"/>
-          <w:numId w:val="26"/>
-        </w:numPr>
-        <w:tabs>
-          <w:tab w:val="num" w:pos="1701"/>
-        </w:tabs>
-        <w:jc w:val="both"/>
-        <w:rPr>
-          <w:rFonts w:ascii="Arial" w:hAnsi="Arial"/>
-          <w:sz w:val="24"/>
-          <w:szCs w:val="24"/>
-        </w:rPr>
-      </w:pPr>
-      <w:r>
-        <w:rPr>
-          <w:rFonts w:ascii="Arial" w:hAnsi="Arial"/>
-          <w:sz w:val="24"/>
-        </w:rPr>
-        <w:t>Annexe :</w:t>
-      </w:r>
-      <w:r>
-        <w:rPr>
-          <w:rFonts w:ascii="Arial" w:hAnsi="Arial"/>
-          <w:sz w:val="24"/>
-        </w:rPr>
-        <w:tab/>
-        <w:t>Modèle de caution</w:t>
-      </w:r>
-      <w:r>
-        <w:rPr>
-          <w:rFonts w:ascii="Arial" w:hAnsi="Arial"/>
-        </w:rPr>
-        <w:t xml:space="preserve"> </w:t>
-      </w:r>
-      <w:r>
-        <w:rPr>
-          <w:rFonts w:ascii="Arial" w:hAnsi="Arial"/>
-          <w:sz w:val="24"/>
-          <w:szCs w:val="24"/>
-        </w:rPr>
-        <w:t>personnelle et solidaire</w:t>
-      </w:r>
-      <w:r>
-        <w:rPr>
-          <w:rFonts w:ascii="Arial" w:hAnsi="Arial"/>
-          <w:sz w:val="24"/>
-          <w:szCs w:val="24"/>
-        </w:rPr>
-        <w:t xml:space="preserve"> de bonne exécution</w:t>
-      </w:r>
-    </w:p>
-    <w:p>
-      <w:pPr>
-        <w:numPr>
-          <w:ilvl w:val="0"/>
-          <w:numId w:val="26"/>
-        </w:numPr>
-        <w:tabs>
-          <w:tab w:val="num" w:pos="1701"/>
-        </w:tabs>
-        <w:jc w:val="both"/>
-        <w:rPr>
-          <w:rFonts w:ascii="Arial" w:hAnsi="Arial"/>
-          <w:sz w:val="24"/>
-          <w:szCs w:val="24"/>
-        </w:rPr>
-      </w:pPr>
-      <w:r>
-        <w:rPr>
-          <w:rFonts w:ascii="Arial" w:hAnsi="Arial"/>
-          <w:sz w:val="24"/>
-          <w:szCs w:val="24"/>
-        </w:rPr>
-        <w:t>Annexe :</w:t>
-      </w:r>
-      <w:r>
-        <w:rPr>
-          <w:rFonts w:ascii="Arial" w:hAnsi="Arial"/>
-          <w:sz w:val="24"/>
-          <w:szCs w:val="24"/>
-        </w:rPr>
-        <w:tab/>
-        <w:t>Modèle de garantie bancaire de restitution d'avance</w:t>
-      </w:r>
-    </w:p>
-    <w:p>
-      <w:pPr>
-        <w:numPr>
-          <w:ilvl w:val="0"/>
-          <w:numId w:val="26"/>
-        </w:numPr>
-        <w:tabs>
-          <w:tab w:val="num" w:pos="1701"/>
-        </w:tabs>
-        <w:jc w:val="both"/>
-        <w:rPr>
-          <w:rFonts w:ascii="Arial" w:hAnsi="Arial"/>
-          <w:sz w:val="24"/>
-        </w:rPr>
-      </w:pPr>
-      <w:r>
-        <w:rPr>
-          <w:rFonts w:ascii="Arial" w:hAnsi="Arial"/>
-          <w:sz w:val="24"/>
-          <w:szCs w:val="24"/>
-        </w:rPr>
-        <w:t>Annexe :</w:t>
-      </w:r>
-      <w:r>
-        <w:rPr>
-          <w:rFonts w:ascii="Arial" w:hAnsi="Arial"/>
-          <w:sz w:val="24"/>
-          <w:szCs w:val="24"/>
-        </w:rPr>
-        <w:tab/>
-        <w:t>Modèle de caution</w:t>
-      </w:r>
-      <w:r>
-        <w:rPr>
-          <w:rFonts w:ascii="Arial" w:hAnsi="Arial"/>
-          <w:sz w:val="24"/>
-          <w:szCs w:val="24"/>
-        </w:rPr>
-        <w:t xml:space="preserve"> personnelle et solidaire</w:t>
-      </w:r>
-      <w:r>
-        <w:rPr>
-          <w:rFonts w:ascii="Arial" w:hAnsi="Arial"/>
-          <w:sz w:val="24"/>
-          <w:szCs w:val="24"/>
-        </w:rPr>
-        <w:t xml:space="preserve"> de restitution</w:t>
-      </w:r>
-      <w:r>
-        <w:rPr>
-          <w:rFonts w:ascii="Arial" w:hAnsi="Arial"/>
-          <w:sz w:val="24"/>
-        </w:rPr>
-        <w:t xml:space="preserve"> d'avance</w:t>
-      </w:r>
-    </w:p>
-    <w:p>
-      <w:pPr>
-        <w:ind w:left="1418"/>
-        <w:jc w:val="both"/>
-        <w:rPr>
-          <w:rFonts w:ascii="Arial" w:hAnsi="Arial"/>
-          <w:sz w:val="24"/>
-        </w:rPr>
-      </w:pPr>
-    </w:p>
-    <w:p>
-      <w:pPr>
-        <w:numPr>
-          <w:ilvl w:val="0"/>
-          <w:numId w:val="13"/>
-        </w:numPr>
-        <w:tabs>
-          <w:tab w:val="num" w:pos="1134"/>
-        </w:tabs>
-        <w:ind w:left="1134" w:hanging="283"/>
-        <w:jc w:val="both"/>
-        <w:rPr>
-          <w:rFonts w:ascii="Arial" w:hAnsi="Arial"/>
-          <w:sz w:val="24"/>
-        </w:rPr>
-      </w:pPr>
-      <w:r>
-        <w:rPr>
-          <w:rFonts w:ascii="Arial" w:hAnsi="Arial"/>
-          <w:sz w:val="24"/>
-        </w:rPr>
-        <w:t xml:space="preserve">Spécifications Techniques. </w:t>
-      </w:r>
-    </w:p>
-    <w:p>
-      <w:pPr>
-        <w:tabs>
-          <w:tab w:val="num" w:pos="1701"/>
-        </w:tabs>
-        <w:ind w:left="1418"/>
-        <w:jc w:val="both"/>
-        <w:rPr>
-          <w:rFonts w:ascii="Arial" w:hAnsi="Arial"/>
-          <w:sz w:val="24"/>
-        </w:rPr>
-      </w:pPr>
-      <w:r>
-        <w:rPr>
-          <w:rFonts w:ascii="Arial" w:hAnsi="Arial"/>
-          <w:sz w:val="24"/>
-        </w:rPr>
-        <w:t>Annexe :</w:t>
-      </w:r>
-      <w:r>
-        <w:rPr>
-          <w:rFonts w:ascii="Arial" w:hAnsi="Arial"/>
-          <w:sz w:val="24"/>
-        </w:rPr>
-        <w:t xml:space="preserve"> </w:t>
-      </w:r>
-      <w:r>
-        <w:rPr>
-          <w:rFonts w:ascii="Arial" w:hAnsi="Arial"/>
-          <w:sz w:val="24"/>
-        </w:rPr>
-        <w:t>Liste des services connexes et calendrier de réalisation</w:t>
-      </w:r>
-    </w:p>
-    <w:p>
-      <w:pPr>
-        <w:tabs>
-          <w:tab w:val="num" w:pos="1701"/>
-        </w:tabs>
-        <w:ind w:left="1418"/>
-        <w:jc w:val="both"/>
-        <w:rPr>
-          <w:rFonts w:ascii="Arial" w:hAnsi="Arial"/>
-          <w:sz w:val="24"/>
-        </w:rPr>
-      </w:pPr>
-      <w:r>
-        <w:rPr>
-          <w:rFonts w:ascii="Arial" w:hAnsi="Arial"/>
-          <w:sz w:val="24"/>
-        </w:rPr>
-        <w:t xml:space="preserve">Annexe : </w:t>
-      </w:r>
-      <w:r>
-        <w:rPr>
-          <w:rFonts w:ascii="Arial" w:hAnsi="Arial"/>
-          <w:sz w:val="24"/>
-        </w:rPr>
-        <w:t>Liste des Fournitures et calendrier de réalisation</w:t>
-      </w:r>
-    </w:p>
-    <w:p>
-      <w:pPr>
-        <w:tabs>
-          <w:tab w:val="num" w:pos="1701"/>
-        </w:tabs>
-        <w:ind w:left="1418"/>
-        <w:jc w:val="both"/>
-        <w:rPr>
-          <w:rFonts w:ascii="Arial" w:hAnsi="Arial"/>
-          <w:sz w:val="24"/>
-          <w:szCs w:val="24"/>
-        </w:rPr>
-      </w:pPr>
-      <w:r>
-        <w:rPr>
-          <w:rFonts w:ascii="Arial" w:hAnsi="Arial"/>
-          <w:sz w:val="24"/>
-          <w:szCs w:val="24"/>
-        </w:rPr>
-        <w:t>Annexe : Schémas, Plans, Echantillons</w:t>
-      </w:r>
-    </w:p>
-    <w:p>
-      <w:pPr>
-        <w:tabs>
-          <w:tab w:val="num" w:pos="1701"/>
-        </w:tabs>
-        <w:ind w:left="1418"/>
-        <w:jc w:val="both"/>
-        <w:rPr>
-          <w:rFonts w:ascii="Arial" w:hAnsi="Arial"/>
-          <w:sz w:val="24"/>
-        </w:rPr>
-      </w:pPr>
-    </w:p>
-    <w:p>
-      <w:pPr>
-        <w:ind w:left="1418"/>
-        <w:jc w:val="both"/>
-        <w:rPr>
-          <w:rFonts w:ascii="Arial" w:hAnsi="Arial"/>
-          <w:sz w:val="24"/>
-        </w:rPr>
-      </w:pPr>
-    </w:p>
-    <w:p>
-      <w:pPr>
-        <w:ind w:left="709" w:hanging="709"/>
-        <w:jc w:val="both"/>
-        <w:rPr>
-          <w:rFonts w:ascii="Arial" w:hAnsi="Arial"/>
-          <w:b/>
-          <w:sz w:val="24"/>
-        </w:rPr>
-      </w:pPr>
-      <w:r>
-        <w:rPr>
-          <w:rFonts w:ascii="Arial" w:hAnsi="Arial"/>
-          <w:b/>
-          <w:sz w:val="24"/>
-        </w:rPr>
-        <w:t>2.3.</w:t>
-      </w:r>
-      <w:r>
-        <w:rPr>
-          <w:rFonts w:ascii="Arial" w:hAnsi="Arial"/>
-          <w:b/>
-          <w:sz w:val="24"/>
-        </w:rPr>
-        <w:tab/>
-        <w:t>Cahier des Clauses Administratives Générales applicable aux marchés publics de fournitures et de Prestations de Services Courants</w:t>
-      </w:r>
-    </w:p>
-    <w:p>
-      <w:pPr>
-        <w:ind w:left="1418"/>
-        <w:jc w:val="both"/>
-        <w:rPr>
-          <w:rFonts w:ascii="Arial" w:hAnsi="Arial"/>
-          <w:sz w:val="28"/>
-        </w:rPr>
-      </w:pPr>
-      <w:r>
-        <w:rPr>
-          <w:rFonts w:ascii="Arial" w:hAnsi="Arial"/>
-          <w:sz w:val="28"/>
-        </w:rPr>
-        <w:tab/>
-      </w:r>
-    </w:p>
-    <w:p>
-      <w:pPr>
-        <w:pStyle w:val="Titre"/>
-        <w:rPr>
-          <w:rFonts w:ascii="Arial" w:hAnsi="Arial"/>
-          <w:sz w:val="28"/>
-        </w:rPr>
-        <w:sectPr>
-          <w:footerReference w:type="even" r:id="rId7"/>
-          <w:footerReference w:type="default" r:id="rId8"/>
-          <w:headerReference w:type="first" r:id="rId9"/>
-          <w:pgSz w:w="11906" w:h="16838"/>
-          <w:pgMar w:top="1417" w:right="1417" w:bottom="1417" w:left="1417" w:header="720" w:footer="720" w:gutter="0"/>
-          <w:cols w:space="720"/>
-          <w:titlePg/>
-        </w:sectPr>
-      </w:pPr>
-    </w:p>
-    <w:p>
-      <w:pPr>
-        <w:pStyle w:val="Titre"/>
-        <w:rPr>
-          <w:rFonts w:ascii="Arial" w:hAnsi="Arial"/>
-          <w:sz w:val="28"/>
-        </w:rPr>
-      </w:pPr>
-    </w:p>
-    <w:p>
-      <w:pPr>
-        <w:pStyle w:val="Titre"/>
-        <w:rPr>
-          <w:rFonts w:ascii="Arial" w:hAnsi="Arial"/>
-          <w:sz w:val="28"/>
-        </w:rPr>
-      </w:pPr>
-    </w:p>
-    <w:p>
-      <w:pPr>
-        <w:pStyle w:val="Titre"/>
-        <w:outlineLvl w:val="0"/>
-        <w:rPr>
-          <w:rFonts w:ascii="Arial" w:hAnsi="Arial"/>
-          <w:sz w:val="28"/>
-        </w:rPr>
-      </w:pPr>
-      <w:r>
-        <w:rPr>
-          <w:rFonts w:ascii="Arial" w:hAnsi="Arial"/>
-          <w:sz w:val="28"/>
-        </w:rPr>
-        <w:t>DOSSIER D'APPEL D'OFFRES</w:t>
-      </w:r>
-    </w:p>
-    <w:p>
-      <w:pPr>
-        <w:pStyle w:val="Titre"/>
-        <w:rPr>
-          <w:rFonts w:ascii="Arial" w:hAnsi="Arial"/>
-          <w:sz w:val="28"/>
-        </w:rPr>
-      </w:pPr>
-    </w:p>
-    <w:p>
-      <w:pPr>
-        <w:pStyle w:val="Titre"/>
-        <w:rPr>
-          <w:rFonts w:ascii="Arial" w:hAnsi="Arial"/>
-          <w:sz w:val="28"/>
-        </w:rPr>
-      </w:pPr>
-    </w:p>
-    <w:p>
-      <w:pPr>
-        <w:jc w:val="center"/>
-        <w:outlineLvl w:val="0"/>
-        <w:rPr>
-          <w:rFonts w:ascii="Arial" w:hAnsi="Arial"/>
-          <w:b/>
-          <w:sz w:val="28"/>
-        </w:rPr>
-      </w:pPr>
-      <w:r>
-        <w:rPr>
-          <w:rFonts w:ascii="Arial" w:hAnsi="Arial"/>
-          <w:b/>
-          <w:sz w:val="28"/>
-        </w:rPr>
-        <w:t xml:space="preserve">MARCHES PUBLICS </w:t>
-      </w:r>
-    </w:p>
-    <w:p>
-      <w:pPr>
-        <w:jc w:val="center"/>
-        <w:rPr>
-          <w:rFonts w:ascii="Arial" w:hAnsi="Arial"/>
-          <w:b/>
-          <w:sz w:val="28"/>
-        </w:rPr>
-      </w:pPr>
-      <w:r>
-        <w:rPr>
-          <w:rFonts w:ascii="Arial" w:hAnsi="Arial"/>
-          <w:b/>
-          <w:sz w:val="28"/>
-        </w:rPr>
-        <w:t>DE FOURNITURES</w:t>
-      </w:r>
-    </w:p>
-    <w:p>
-      <w:pPr>
-        <w:pStyle w:val="Titre"/>
-        <w:rPr>
-          <w:rFonts w:ascii="Arial" w:hAnsi="Arial"/>
-          <w:sz w:val="28"/>
-        </w:rPr>
-      </w:pPr>
-    </w:p>
-    <w:p>
-      <w:pPr>
-        <w:pStyle w:val="Titre"/>
-        <w:rPr>
-          <w:rFonts w:ascii="Arial" w:hAnsi="Arial"/>
-          <w:sz w:val="20"/>
-        </w:rPr>
-      </w:pPr>
-    </w:p>
-    <w:p>
-      <w:pPr>
-        <w:tabs>
-          <w:tab w:val="left" w:pos="3960"/>
-        </w:tabs>
-        <w:ind w:right="-311"/>
-        <w:jc w:val="center"/>
-        <w:rPr>
-          <w:rFonts w:ascii="Arial" w:hAnsi="Arial"/>
-          <w:b/>
-        </w:rPr>
-      </w:pPr>
-    </w:p>
-    <w:p>
-      <w:pPr>
-        <w:pStyle w:val="Titre"/>
-        <w:rPr>
-          <w:rFonts w:ascii="Arial" w:hAnsi="Arial"/>
-          <w:sz w:val="20"/>
-        </w:rPr>
-      </w:pPr>
-    </w:p>
-    <w:p>
-      <w:pPr>
-        <w:pStyle w:val="Titre"/>
-        <w:rPr>
-          <w:rFonts w:ascii="Arial" w:hAnsi="Arial"/>
-          <w:sz w:val="20"/>
-        </w:rPr>
-      </w:pPr>
-    </w:p>
-    <w:p>
-      <w:pPr>
-        <w:pStyle w:val="Titre"/>
-        <w:rPr>
-          <w:rFonts w:ascii="Arial" w:hAnsi="Arial"/>
-          <w:sz w:val="20"/>
-        </w:rPr>
-      </w:pPr>
-    </w:p>
-    <w:p>
-      <w:pPr>
-        <w:pStyle w:val="Titre"/>
-        <w:rPr>
-          <w:rFonts w:ascii="Arial" w:hAnsi="Arial"/>
-          <w:sz w:val="28"/>
-        </w:rPr>
-      </w:pPr>
-    </w:p>
-    <w:p>
-      <w:pPr>
-        <w:pStyle w:val="Titre"/>
-        <w:rPr>
-          <w:rFonts w:ascii="Arial" w:hAnsi="Arial"/>
-          <w:sz w:val="28"/>
-        </w:rPr>
-      </w:pPr>
-    </w:p>
-    <w:p>
-      <w:pPr>
-        <w:pStyle w:val="Titre"/>
-        <w:outlineLvl w:val="0"/>
-        <w:rPr>
-          <w:rFonts w:ascii="Arial" w:hAnsi="Arial"/>
-          <w:sz w:val="28"/>
-        </w:rPr>
-      </w:pPr>
-      <w:r>
-        <w:rPr>
-          <w:rFonts w:ascii="Arial" w:hAnsi="Arial"/>
-          <w:sz w:val="28"/>
-        </w:rPr>
-        <w:t>PREMIERE PARTIE : PROCEDURE D’APPEL D’OFFRES</w:t>
-      </w:r>
-    </w:p>
-    <w:p>
-      <w:pPr>
-        <w:pStyle w:val="Titre"/>
-        <w:rPr>
-          <w:rFonts w:ascii="Arial" w:hAnsi="Arial"/>
-          <w:sz w:val="28"/>
-        </w:rPr>
-      </w:pPr>
-    </w:p>
-    <w:p>
-      <w:pPr>
-        <w:pStyle w:val="Titre"/>
-        <w:rPr>
-          <w:rFonts w:ascii="Arial" w:hAnsi="Arial"/>
-          <w:sz w:val="28"/>
-        </w:rPr>
-      </w:pPr>
-    </w:p>
-    <w:p>
-      <w:pPr>
-        <w:jc w:val="center"/>
-        <w:outlineLvl w:val="0"/>
-        <w:rPr>
-          <w:rFonts w:ascii="Arial" w:hAnsi="Arial"/>
-          <w:b/>
-          <w:sz w:val="28"/>
-        </w:rPr>
-      </w:pPr>
-      <w:r>
-        <w:rPr>
-          <w:rFonts w:ascii="Arial" w:hAnsi="Arial"/>
-          <w:b/>
-          <w:sz w:val="28"/>
-        </w:rPr>
-        <w:t>1.1. INSTRUCTIONS AUX CANDIDATS</w:t>
-      </w:r>
-    </w:p>
-    <w:p>
-      <w:pPr>
-        <w:pStyle w:val="Titre"/>
-        <w:rPr>
-          <w:rFonts w:ascii="Arial" w:hAnsi="Arial"/>
-          <w:b w:val="0"/>
-          <w:sz w:val="32"/>
-        </w:rPr>
-      </w:pPr>
-    </w:p>
-    <w:p>
-      <w:pPr>
-        <w:pStyle w:val="Titre"/>
-        <w:rPr>
-          <w:rFonts w:ascii="Arial" w:hAnsi="Arial"/>
-          <w:b w:val="0"/>
-          <w:sz w:val="32"/>
-        </w:rPr>
-      </w:pPr>
-    </w:p>
-    <w:p>
-      <w:pPr>
-        <w:pStyle w:val="Titre"/>
-        <w:rPr>
-          <w:rFonts w:ascii="Arial" w:hAnsi="Arial"/>
-          <w:b w:val="0"/>
-          <w:sz w:val="32"/>
-        </w:rPr>
-      </w:pPr>
-    </w:p>
-    <w:p>
-      <w:pPr>
-        <w:pStyle w:val="Titre"/>
-        <w:rPr>
-          <w:rFonts w:ascii="Arial" w:hAnsi="Arial"/>
-          <w:b w:val="0"/>
-          <w:sz w:val="32"/>
-        </w:rPr>
-      </w:pPr>
-    </w:p>
-    <w:p>
-      <w:pPr>
-        <w:pStyle w:val="BankNormal"/>
-        <w:spacing w:after="0"/>
-        <w:jc w:val="both"/>
-        <w:rPr>
-          <w:rFonts w:ascii="Arial" w:hAnsi="Arial"/>
-          <w:sz w:val="20"/>
-        </w:rPr>
-      </w:pPr>
-    </w:p>
     <w:p>
       <w:pPr>
         <w:pBdr>
@@ -1971,2902 +84,12 @@
     </w:p>
     <w:p>
       <w:pPr>
-        <w:pStyle w:val="Titre"/>
-        <w:outlineLvl w:val="0"/>
-        <w:rPr>
-          <w:rFonts w:ascii="Arial" w:hAnsi="Arial"/>
-        </w:rPr>
-      </w:pPr>
-      <w:r>
-        <w:br w:type="page"/>
-      </w:r>
-      <w:r>
-        <w:rPr>
-          <w:rFonts w:ascii="Arial" w:hAnsi="Arial"/>
-        </w:rPr>
-        <w:t>SOMMAIRE</w:t>
-      </w:r>
-    </w:p>
-    <w:p>
-      <w:pPr>
-        <w:jc w:val="both"/>
-        <w:rPr>
-          <w:rFonts w:ascii="Arial" w:hAnsi="Arial"/>
-        </w:rPr>
-      </w:pPr>
-    </w:p>
-    <w:p>
-      <w:pPr>
-        <w:pStyle w:val="TM1"/>
-        <w:rPr>
-          <w:noProof/>
-        </w:rPr>
-      </w:pPr>
-      <w:r>
-        <w:rPr>
-          <w:b w:val="0"/>
-          <w:caps w:val="0"/>
-          <w:sz w:val="16"/>
-        </w:rPr>
-        <w:fldChar w:fldCharType="begin"/>
-      </w:r>
-      <w:r>
-        <w:rPr>
-          <w:b w:val="0"/>
-          <w:caps w:val="0"/>
-          <w:sz w:val="16"/>
-        </w:rPr>
-        <w:instrText xml:space="preserve"> TOC \o "1-3" \h \z \u </w:instrText>
-      </w:r>
-      <w:r>
-        <w:rPr>
-          <w:b w:val="0"/>
-          <w:caps w:val="0"/>
-          <w:sz w:val="16"/>
-        </w:rPr>
-        <w:fldChar w:fldCharType="separate"/>
-      </w:r>
-      <w:r>
-        <w:rPr>
-          <w:noProof/>
-        </w:rPr>
-        <w:t>INTRODUCTION</w:t>
-      </w:r>
-      <w:r>
-        <w:rPr>
-          <w:noProof/>
-        </w:rPr>
-        <w:tab/>
-      </w:r>
-      <w:r>
-        <w:rPr>
-          <w:noProof/>
-        </w:rPr>
-        <w:fldChar w:fldCharType="begin"/>
-      </w:r>
-      <w:r>
-        <w:rPr>
-          <w:noProof/>
-        </w:rPr>
-        <w:instrText xml:space="preserve"> PAGEREF _Toc135270108 \h </w:instrText>
-      </w:r>
-      <w:r>
-        <w:rPr>
-          <w:noProof/>
-        </w:rPr>
-      </w:r>
-      <w:r>
-        <w:rPr>
-          <w:noProof/>
-        </w:rPr>
-        <w:fldChar w:fldCharType="separate"/>
-      </w:r>
-      <w:r>
-        <w:rPr>
-          <w:noProof/>
-        </w:rPr>
-        <w:t>7</w:t>
-      </w:r>
-      <w:r>
-        <w:rPr>
-          <w:noProof/>
-        </w:rPr>
-        <w:fldChar w:fldCharType="end"/>
-      </w:r>
-    </w:p>
-    <w:p>
-      <w:pPr>
-        <w:pStyle w:val="TM1"/>
-        <w:rPr>
-          <w:noProof/>
-        </w:rPr>
-      </w:pPr>
-      <w:r>
-        <w:rPr>
-          <w:noProof/>
-        </w:rPr>
-        <w:t>1 - ACHETEUR ET OBJET DE L'APPEL D'OFFRES</w:t>
-      </w:r>
-      <w:r>
-        <w:rPr>
-          <w:noProof/>
-        </w:rPr>
-        <w:tab/>
-      </w:r>
-      <w:r>
-        <w:rPr>
-          <w:noProof/>
-        </w:rPr>
-        <w:fldChar w:fldCharType="begin"/>
-      </w:r>
-      <w:r>
-        <w:rPr>
-          <w:noProof/>
-        </w:rPr>
-        <w:instrText xml:space="preserve"> PAGEREF _Toc135270109 \h </w:instrText>
-      </w:r>
-      <w:r>
-        <w:rPr>
-          <w:noProof/>
-        </w:rPr>
-      </w:r>
-      <w:r>
-        <w:rPr>
-          <w:noProof/>
-        </w:rPr>
-        <w:fldChar w:fldCharType="separate"/>
-      </w:r>
-      <w:r>
-        <w:rPr>
-          <w:noProof/>
-        </w:rPr>
-        <w:t>8</w:t>
-      </w:r>
-      <w:r>
-        <w:rPr>
-          <w:noProof/>
-        </w:rPr>
-        <w:fldChar w:fldCharType="end"/>
-      </w:r>
-    </w:p>
-    <w:p>
-      <w:pPr>
-        <w:pStyle w:val="TM2"/>
-        <w:rPr>
-          <w:noProof/>
-        </w:rPr>
-      </w:pPr>
-      <w:r>
-        <w:rPr>
-          <w:noProof/>
-        </w:rPr>
-        <w:t>1.1. - Lots et variantes</w:t>
-      </w:r>
-      <w:r>
-        <w:rPr>
-          <w:noProof/>
-        </w:rPr>
-        <w:tab/>
-      </w:r>
-      <w:r>
-        <w:rPr>
-          <w:noProof/>
-        </w:rPr>
-        <w:fldChar w:fldCharType="begin"/>
-      </w:r>
-      <w:r>
-        <w:rPr>
-          <w:noProof/>
-        </w:rPr>
-        <w:instrText xml:space="preserve"> PAGEREF _Toc135270110 \h </w:instrText>
-      </w:r>
-      <w:r>
-        <w:rPr>
-          <w:noProof/>
-        </w:rPr>
-      </w:r>
-      <w:r>
-        <w:rPr>
-          <w:noProof/>
-        </w:rPr>
-        <w:fldChar w:fldCharType="separate"/>
-      </w:r>
-      <w:r>
-        <w:rPr>
-          <w:noProof/>
-        </w:rPr>
-        <w:t>8</w:t>
-      </w:r>
-      <w:r>
-        <w:rPr>
-          <w:noProof/>
-        </w:rPr>
-        <w:fldChar w:fldCharType="end"/>
-      </w:r>
-    </w:p>
-    <w:p>
-      <w:pPr>
-        <w:pStyle w:val="TM2"/>
-        <w:rPr>
-          <w:noProof/>
-        </w:rPr>
-      </w:pPr>
-      <w:r>
-        <w:rPr>
-          <w:noProof/>
-        </w:rPr>
-        <w:t>1.2. - Marchés à commandes</w:t>
-      </w:r>
-      <w:r>
-        <w:rPr>
-          <w:noProof/>
-        </w:rPr>
-        <w:tab/>
-      </w:r>
-      <w:r>
-        <w:rPr>
-          <w:noProof/>
-        </w:rPr>
-        <w:fldChar w:fldCharType="begin"/>
-      </w:r>
-      <w:r>
-        <w:rPr>
-          <w:noProof/>
-        </w:rPr>
-        <w:instrText xml:space="preserve"> PAGEREF _Toc135270111 \h </w:instrText>
-      </w:r>
-      <w:r>
-        <w:rPr>
-          <w:noProof/>
-        </w:rPr>
-      </w:r>
-      <w:r>
-        <w:rPr>
-          <w:noProof/>
-        </w:rPr>
-        <w:fldChar w:fldCharType="separate"/>
-      </w:r>
-      <w:r>
-        <w:rPr>
-          <w:noProof/>
-        </w:rPr>
-        <w:t>8</w:t>
-      </w:r>
-      <w:r>
-        <w:rPr>
-          <w:noProof/>
-        </w:rPr>
-        <w:fldChar w:fldCharType="end"/>
-      </w:r>
-    </w:p>
-    <w:p>
-      <w:pPr>
-        <w:pStyle w:val="TM1"/>
-        <w:rPr>
-          <w:noProof/>
-        </w:rPr>
-      </w:pPr>
-      <w:r>
-        <w:rPr>
-          <w:noProof/>
-        </w:rPr>
-        <w:t>2 - GROUPEMENTS</w:t>
-      </w:r>
-      <w:r>
-        <w:rPr>
-          <w:noProof/>
-        </w:rPr>
-        <w:tab/>
-      </w:r>
-      <w:r>
-        <w:rPr>
-          <w:noProof/>
-        </w:rPr>
-        <w:fldChar w:fldCharType="begin"/>
-      </w:r>
-      <w:r>
-        <w:rPr>
-          <w:noProof/>
-        </w:rPr>
-        <w:instrText xml:space="preserve"> PAGEREF _Toc135270112 \h </w:instrText>
-      </w:r>
-      <w:r>
-        <w:rPr>
-          <w:noProof/>
-        </w:rPr>
-      </w:r>
-      <w:r>
-        <w:rPr>
-          <w:noProof/>
-        </w:rPr>
-        <w:fldChar w:fldCharType="separate"/>
-      </w:r>
-      <w:r>
-        <w:rPr>
-          <w:noProof/>
-        </w:rPr>
-        <w:t>8</w:t>
-      </w:r>
-      <w:r>
-        <w:rPr>
-          <w:noProof/>
-        </w:rPr>
-        <w:fldChar w:fldCharType="end"/>
-      </w:r>
-    </w:p>
-    <w:p>
-      <w:pPr>
-        <w:pStyle w:val="TM1"/>
-        <w:rPr>
-          <w:noProof/>
-        </w:rPr>
-      </w:pPr>
-      <w:r>
-        <w:rPr>
-          <w:noProof/>
-        </w:rPr>
-        <w:t>3 – FRAUDE ET CORRUPTION</w:t>
-      </w:r>
-      <w:r>
-        <w:rPr>
-          <w:noProof/>
-        </w:rPr>
-        <w:tab/>
-      </w:r>
-      <w:r>
-        <w:rPr>
-          <w:noProof/>
-        </w:rPr>
-        <w:fldChar w:fldCharType="begin"/>
-      </w:r>
-      <w:r>
-        <w:rPr>
-          <w:noProof/>
-        </w:rPr>
-        <w:instrText xml:space="preserve"> PAGEREF _Toc135270113 \h </w:instrText>
-      </w:r>
-      <w:r>
-        <w:rPr>
-          <w:noProof/>
-        </w:rPr>
-      </w:r>
-      <w:r>
-        <w:rPr>
-          <w:noProof/>
-        </w:rPr>
-        <w:fldChar w:fldCharType="separate"/>
-      </w:r>
-      <w:r>
-        <w:rPr>
-          <w:noProof/>
-        </w:rPr>
-        <w:t>9</w:t>
-      </w:r>
-      <w:r>
-        <w:rPr>
-          <w:noProof/>
-        </w:rPr>
-        <w:fldChar w:fldCharType="end"/>
-      </w:r>
-    </w:p>
-    <w:p>
-      <w:pPr>
-        <w:pStyle w:val="TM2"/>
-        <w:rPr>
-          <w:noProof/>
-        </w:rPr>
-      </w:pPr>
-      <w:r>
-        <w:rPr>
-          <w:noProof/>
-        </w:rPr>
-        <w:t>3.1. – Respect du code d’éthique des marchés publics</w:t>
-      </w:r>
-      <w:r>
-        <w:rPr>
-          <w:noProof/>
-        </w:rPr>
-        <w:tab/>
-      </w:r>
-      <w:r>
-        <w:rPr>
-          <w:noProof/>
-        </w:rPr>
-        <w:fldChar w:fldCharType="begin"/>
-      </w:r>
-      <w:r>
-        <w:rPr>
-          <w:noProof/>
-        </w:rPr>
-        <w:instrText xml:space="preserve"> PAGEREF _Toc135270114 \h </w:instrText>
-      </w:r>
-      <w:r>
-        <w:rPr>
-          <w:noProof/>
-        </w:rPr>
-      </w:r>
-      <w:r>
-        <w:rPr>
-          <w:noProof/>
-        </w:rPr>
-        <w:fldChar w:fldCharType="separate"/>
-      </w:r>
-      <w:r>
-        <w:rPr>
-          <w:noProof/>
-        </w:rPr>
-        <w:t>9</w:t>
-      </w:r>
-      <w:r>
-        <w:rPr>
-          <w:noProof/>
-        </w:rPr>
-        <w:fldChar w:fldCharType="end"/>
-      </w:r>
-    </w:p>
-    <w:p>
-      <w:pPr>
-        <w:pStyle w:val="TM2"/>
-        <w:rPr>
-          <w:noProof/>
-        </w:rPr>
-      </w:pPr>
-      <w:r>
-        <w:rPr>
-          <w:noProof/>
-        </w:rPr>
-        <w:t>3.2. - Sanctions</w:t>
-      </w:r>
-      <w:r>
-        <w:rPr>
-          <w:noProof/>
-        </w:rPr>
-        <w:tab/>
-      </w:r>
-      <w:r>
-        <w:rPr>
-          <w:noProof/>
-        </w:rPr>
-        <w:fldChar w:fldCharType="begin"/>
-      </w:r>
-      <w:r>
-        <w:rPr>
-          <w:noProof/>
-        </w:rPr>
-        <w:instrText xml:space="preserve"> PAGEREF _Toc135270115 \h </w:instrText>
-      </w:r>
-      <w:r>
-        <w:rPr>
-          <w:noProof/>
-        </w:rPr>
-      </w:r>
-      <w:r>
-        <w:rPr>
-          <w:noProof/>
-        </w:rPr>
-        <w:fldChar w:fldCharType="separate"/>
-      </w:r>
-      <w:r>
-        <w:rPr>
-          <w:noProof/>
-        </w:rPr>
-        <w:t>9</w:t>
-      </w:r>
-      <w:r>
-        <w:rPr>
-          <w:noProof/>
-        </w:rPr>
-        <w:fldChar w:fldCharType="end"/>
-      </w:r>
-    </w:p>
-    <w:p>
-      <w:pPr>
-        <w:pStyle w:val="TM1"/>
-        <w:rPr>
-          <w:noProof/>
-        </w:rPr>
-      </w:pPr>
-      <w:r>
-        <w:rPr>
-          <w:noProof/>
-        </w:rPr>
-        <w:t>4 – ENTREPRISES NON ADMISES A CONCOURIR</w:t>
-      </w:r>
-      <w:r>
-        <w:rPr>
-          <w:noProof/>
-        </w:rPr>
-        <w:tab/>
-      </w:r>
-      <w:r>
-        <w:rPr>
-          <w:noProof/>
-        </w:rPr>
-        <w:fldChar w:fldCharType="begin"/>
-      </w:r>
-      <w:r>
-        <w:rPr>
-          <w:noProof/>
-        </w:rPr>
-        <w:instrText xml:space="preserve"> PAGEREF _Toc135270116 \h </w:instrText>
-      </w:r>
-      <w:r>
-        <w:rPr>
-          <w:noProof/>
-        </w:rPr>
-      </w:r>
-      <w:r>
-        <w:rPr>
-          <w:noProof/>
-        </w:rPr>
-        <w:fldChar w:fldCharType="separate"/>
-      </w:r>
-      <w:r>
-        <w:rPr>
-          <w:noProof/>
-        </w:rPr>
-        <w:t>9</w:t>
-      </w:r>
-      <w:r>
-        <w:rPr>
-          <w:noProof/>
-        </w:rPr>
-        <w:fldChar w:fldCharType="end"/>
-      </w:r>
-    </w:p>
-    <w:p>
-      <w:pPr>
-        <w:pStyle w:val="TM1"/>
-        <w:rPr>
-          <w:noProof/>
-        </w:rPr>
-      </w:pPr>
-      <w:r>
-        <w:rPr>
-          <w:noProof/>
-        </w:rPr>
-        <w:t>5 - COMPOSITION DU D.A.O, DEMANDE D'ECLAIRCISSEMENTS, MODIFICATIONS</w:t>
-      </w:r>
-      <w:r>
-        <w:rPr>
-          <w:noProof/>
-        </w:rPr>
-        <w:tab/>
-      </w:r>
-      <w:r>
-        <w:rPr>
-          <w:noProof/>
-        </w:rPr>
-        <w:fldChar w:fldCharType="begin"/>
-      </w:r>
-      <w:r>
-        <w:rPr>
-          <w:noProof/>
-        </w:rPr>
-        <w:instrText xml:space="preserve"> PAGEREF _Toc135270117 \h </w:instrText>
-      </w:r>
-      <w:r>
-        <w:rPr>
-          <w:noProof/>
-        </w:rPr>
-      </w:r>
-      <w:r>
-        <w:rPr>
-          <w:noProof/>
-        </w:rPr>
-        <w:fldChar w:fldCharType="separate"/>
-      </w:r>
-      <w:r>
-        <w:rPr>
-          <w:noProof/>
-        </w:rPr>
-        <w:t>10</w:t>
-      </w:r>
-      <w:r>
-        <w:rPr>
-          <w:noProof/>
-        </w:rPr>
-        <w:fldChar w:fldCharType="end"/>
-      </w:r>
-    </w:p>
-    <w:p>
-      <w:pPr>
-        <w:pStyle w:val="TM2"/>
-        <w:rPr>
-          <w:noProof/>
-        </w:rPr>
-      </w:pPr>
-      <w:r>
-        <w:rPr>
-          <w:noProof/>
-        </w:rPr>
-        <w:t>5.1. - Composition du Dossier d'Appel d'Offres</w:t>
-      </w:r>
-      <w:r>
-        <w:rPr>
-          <w:noProof/>
-        </w:rPr>
-        <w:tab/>
-      </w:r>
-      <w:r>
-        <w:rPr>
-          <w:noProof/>
-        </w:rPr>
-        <w:fldChar w:fldCharType="begin"/>
-      </w:r>
-      <w:r>
-        <w:rPr>
-          <w:noProof/>
-        </w:rPr>
-        <w:instrText xml:space="preserve"> PAGEREF _Toc135270118 \h </w:instrText>
-      </w:r>
-      <w:r>
-        <w:rPr>
-          <w:noProof/>
-        </w:rPr>
-      </w:r>
-      <w:r>
-        <w:rPr>
-          <w:noProof/>
-        </w:rPr>
-        <w:fldChar w:fldCharType="separate"/>
-      </w:r>
-      <w:r>
-        <w:rPr>
-          <w:noProof/>
-        </w:rPr>
-        <w:t>10</w:t>
-      </w:r>
-      <w:r>
-        <w:rPr>
-          <w:noProof/>
-        </w:rPr>
-        <w:fldChar w:fldCharType="end"/>
-      </w:r>
-    </w:p>
-    <w:p>
-      <w:pPr>
-        <w:pStyle w:val="TM2"/>
-        <w:rPr>
-          <w:noProof/>
-        </w:rPr>
-      </w:pPr>
-      <w:r>
-        <w:rPr>
-          <w:noProof/>
-        </w:rPr>
-        <w:t>5.2. - Demande d'éclaircissements sur le DAO</w:t>
-      </w:r>
-      <w:r>
-        <w:rPr>
-          <w:noProof/>
-        </w:rPr>
-        <w:tab/>
-      </w:r>
-      <w:r>
-        <w:rPr>
-          <w:noProof/>
-        </w:rPr>
-        <w:fldChar w:fldCharType="begin"/>
-      </w:r>
-      <w:r>
-        <w:rPr>
-          <w:noProof/>
-        </w:rPr>
-        <w:instrText xml:space="preserve"> PAGEREF _Toc135270119 \h </w:instrText>
-      </w:r>
-      <w:r>
-        <w:rPr>
-          <w:noProof/>
-        </w:rPr>
-      </w:r>
-      <w:r>
-        <w:rPr>
-          <w:noProof/>
-        </w:rPr>
-        <w:fldChar w:fldCharType="separate"/>
-      </w:r>
-      <w:r>
-        <w:rPr>
-          <w:noProof/>
-        </w:rPr>
-        <w:t>10</w:t>
-      </w:r>
-      <w:r>
-        <w:rPr>
-          <w:noProof/>
-        </w:rPr>
-        <w:fldChar w:fldCharType="end"/>
-      </w:r>
-    </w:p>
-    <w:p>
-      <w:pPr>
-        <w:pStyle w:val="TM2"/>
-        <w:rPr>
-          <w:noProof/>
-        </w:rPr>
-      </w:pPr>
-      <w:r>
-        <w:rPr>
-          <w:noProof/>
-        </w:rPr>
-        <w:t>5.3. - Modifications</w:t>
-      </w:r>
-      <w:r>
-        <w:rPr>
-          <w:noProof/>
-        </w:rPr>
-        <w:tab/>
-      </w:r>
-      <w:r>
-        <w:rPr>
-          <w:noProof/>
-        </w:rPr>
-        <w:fldChar w:fldCharType="begin"/>
-      </w:r>
-      <w:r>
-        <w:rPr>
-          <w:noProof/>
-        </w:rPr>
-        <w:instrText xml:space="preserve"> PAGEREF _Toc135270120 \h </w:instrText>
-      </w:r>
-      <w:r>
-        <w:rPr>
-          <w:noProof/>
-        </w:rPr>
-      </w:r>
-      <w:r>
-        <w:rPr>
-          <w:noProof/>
-        </w:rPr>
-        <w:fldChar w:fldCharType="separate"/>
-      </w:r>
-      <w:r>
-        <w:rPr>
-          <w:noProof/>
-        </w:rPr>
-        <w:t>10</w:t>
-      </w:r>
-      <w:r>
-        <w:rPr>
-          <w:noProof/>
-        </w:rPr>
-        <w:fldChar w:fldCharType="end"/>
-      </w:r>
-    </w:p>
-    <w:p>
-      <w:pPr>
-        <w:pStyle w:val="TM1"/>
-        <w:rPr>
-          <w:noProof/>
-        </w:rPr>
-      </w:pPr>
-      <w:r>
-        <w:rPr>
-          <w:noProof/>
-        </w:rPr>
-        <w:t>6 – PREPARATION DES OFFRES</w:t>
-      </w:r>
-      <w:r>
-        <w:rPr>
-          <w:noProof/>
-        </w:rPr>
-        <w:tab/>
-      </w:r>
-      <w:r>
-        <w:rPr>
-          <w:noProof/>
-        </w:rPr>
-        <w:fldChar w:fldCharType="begin"/>
-      </w:r>
-      <w:r>
-        <w:rPr>
-          <w:noProof/>
-        </w:rPr>
-        <w:instrText xml:space="preserve"> PAGEREF _Toc135270121 \h </w:instrText>
-      </w:r>
-      <w:r>
-        <w:rPr>
-          <w:noProof/>
-        </w:rPr>
-      </w:r>
-      <w:r>
-        <w:rPr>
-          <w:noProof/>
-        </w:rPr>
-        <w:fldChar w:fldCharType="separate"/>
-      </w:r>
-      <w:r>
-        <w:rPr>
-          <w:noProof/>
-        </w:rPr>
-        <w:t>11</w:t>
-      </w:r>
-      <w:r>
-        <w:rPr>
-          <w:noProof/>
-        </w:rPr>
-        <w:fldChar w:fldCharType="end"/>
-      </w:r>
-    </w:p>
-    <w:p>
-      <w:pPr>
-        <w:pStyle w:val="TM2"/>
-        <w:rPr>
-          <w:noProof/>
-        </w:rPr>
-      </w:pPr>
-      <w:r>
-        <w:rPr>
-          <w:noProof/>
-        </w:rPr>
-        <w:t>6.1. - Frais</w:t>
-      </w:r>
-      <w:r>
-        <w:rPr>
-          <w:noProof/>
-        </w:rPr>
-        <w:tab/>
-      </w:r>
-      <w:r>
-        <w:rPr>
-          <w:noProof/>
-        </w:rPr>
-        <w:fldChar w:fldCharType="begin"/>
-      </w:r>
-      <w:r>
-        <w:rPr>
-          <w:noProof/>
-        </w:rPr>
-        <w:instrText xml:space="preserve"> PAGEREF _Toc135270122 \h </w:instrText>
-      </w:r>
-      <w:r>
-        <w:rPr>
-          <w:noProof/>
-        </w:rPr>
-      </w:r>
-      <w:r>
-        <w:rPr>
-          <w:noProof/>
-        </w:rPr>
-        <w:fldChar w:fldCharType="separate"/>
-      </w:r>
-      <w:r>
-        <w:rPr>
-          <w:noProof/>
-        </w:rPr>
-        <w:t>11</w:t>
-      </w:r>
-      <w:r>
-        <w:rPr>
-          <w:noProof/>
-        </w:rPr>
-        <w:fldChar w:fldCharType="end"/>
-      </w:r>
-    </w:p>
-    <w:p>
-      <w:pPr>
-        <w:pStyle w:val="TM2"/>
-        <w:rPr>
-          <w:noProof/>
-        </w:rPr>
-      </w:pPr>
-      <w:r>
-        <w:rPr>
-          <w:noProof/>
-        </w:rPr>
-        <w:t>6.2. - Contenu des offres</w:t>
-      </w:r>
-      <w:r>
-        <w:rPr>
-          <w:noProof/>
-        </w:rPr>
-        <w:tab/>
-      </w:r>
-      <w:r>
-        <w:rPr>
-          <w:noProof/>
-        </w:rPr>
-        <w:fldChar w:fldCharType="begin"/>
-      </w:r>
-      <w:r>
-        <w:rPr>
-          <w:noProof/>
-        </w:rPr>
-        <w:instrText xml:space="preserve"> PAGEREF _Toc135270123 \h </w:instrText>
-      </w:r>
-      <w:r>
-        <w:rPr>
-          <w:noProof/>
-        </w:rPr>
-      </w:r>
-      <w:r>
-        <w:rPr>
-          <w:noProof/>
-        </w:rPr>
-        <w:fldChar w:fldCharType="separate"/>
-      </w:r>
-      <w:r>
-        <w:rPr>
-          <w:noProof/>
-        </w:rPr>
-        <w:t>11</w:t>
-      </w:r>
-      <w:r>
-        <w:rPr>
-          <w:noProof/>
-        </w:rPr>
-        <w:fldChar w:fldCharType="end"/>
-      </w:r>
-    </w:p>
-    <w:p>
-      <w:pPr>
-        <w:pStyle w:val="TM2"/>
-        <w:rPr>
-          <w:noProof/>
-        </w:rPr>
-      </w:pPr>
-      <w:r>
-        <w:rPr>
-          <w:noProof/>
-        </w:rPr>
-        <w:t>6.3. - Capacité et qualifications des Candidats</w:t>
-      </w:r>
-      <w:r>
-        <w:rPr>
-          <w:noProof/>
-        </w:rPr>
-        <w:tab/>
-      </w:r>
-      <w:r>
-        <w:rPr>
-          <w:noProof/>
-        </w:rPr>
-        <w:fldChar w:fldCharType="begin"/>
-      </w:r>
-      <w:r>
-        <w:rPr>
-          <w:noProof/>
-        </w:rPr>
-        <w:instrText xml:space="preserve"> PAGEREF _Toc135270124 \h </w:instrText>
-      </w:r>
-      <w:r>
-        <w:rPr>
-          <w:noProof/>
-        </w:rPr>
-      </w:r>
-      <w:r>
-        <w:rPr>
-          <w:noProof/>
-        </w:rPr>
-        <w:fldChar w:fldCharType="separate"/>
-      </w:r>
-      <w:r>
-        <w:rPr>
-          <w:noProof/>
-        </w:rPr>
-        <w:t>11</w:t>
-      </w:r>
-      <w:r>
-        <w:rPr>
-          <w:noProof/>
-        </w:rPr>
-        <w:fldChar w:fldCharType="end"/>
-      </w:r>
-    </w:p>
-    <w:p>
-      <w:pPr>
-        <w:pStyle w:val="TM2"/>
-        <w:rPr>
-          <w:noProof/>
-        </w:rPr>
-      </w:pPr>
-      <w:r>
-        <w:rPr>
-          <w:noProof/>
-        </w:rPr>
-        <w:t>6.4. - Documents attestant la conformité des Fournitures au DAO</w:t>
-      </w:r>
-      <w:r>
-        <w:rPr>
-          <w:noProof/>
-        </w:rPr>
-        <w:tab/>
-      </w:r>
-      <w:r>
-        <w:rPr>
-          <w:noProof/>
-        </w:rPr>
-        <w:fldChar w:fldCharType="begin"/>
-      </w:r>
-      <w:r>
-        <w:rPr>
-          <w:noProof/>
-        </w:rPr>
-        <w:instrText xml:space="preserve"> PAGEREF _Toc135270125 \h </w:instrText>
-      </w:r>
-      <w:r>
-        <w:rPr>
-          <w:noProof/>
-        </w:rPr>
-      </w:r>
-      <w:r>
-        <w:rPr>
-          <w:noProof/>
-        </w:rPr>
-        <w:fldChar w:fldCharType="separate"/>
-      </w:r>
-      <w:r>
-        <w:rPr>
-          <w:noProof/>
-        </w:rPr>
-        <w:t>12</w:t>
-      </w:r>
-      <w:r>
-        <w:rPr>
-          <w:noProof/>
-        </w:rPr>
-        <w:fldChar w:fldCharType="end"/>
-      </w:r>
-    </w:p>
-    <w:p>
-      <w:pPr>
-        <w:pStyle w:val="TM2"/>
-        <w:rPr>
-          <w:noProof/>
-        </w:rPr>
-      </w:pPr>
-      <w:r>
-        <w:rPr>
-          <w:noProof/>
-        </w:rPr>
-        <w:t>6.5. - Délai de validité des offres</w:t>
-      </w:r>
-      <w:r>
-        <w:rPr>
-          <w:noProof/>
-        </w:rPr>
-        <w:tab/>
-      </w:r>
-      <w:r>
-        <w:rPr>
-          <w:noProof/>
-        </w:rPr>
-        <w:fldChar w:fldCharType="begin"/>
-      </w:r>
-      <w:r>
-        <w:rPr>
-          <w:noProof/>
-        </w:rPr>
-        <w:instrText xml:space="preserve"> PAGEREF _Toc135270126 \h </w:instrText>
-      </w:r>
-      <w:r>
-        <w:rPr>
-          <w:noProof/>
-        </w:rPr>
-      </w:r>
-      <w:r>
-        <w:rPr>
-          <w:noProof/>
-        </w:rPr>
-        <w:fldChar w:fldCharType="separate"/>
-      </w:r>
-      <w:r>
-        <w:rPr>
-          <w:noProof/>
-        </w:rPr>
-        <w:t>12</w:t>
-      </w:r>
-      <w:r>
-        <w:rPr>
-          <w:noProof/>
-        </w:rPr>
-        <w:fldChar w:fldCharType="end"/>
-      </w:r>
-    </w:p>
-    <w:p>
-      <w:pPr>
-        <w:pStyle w:val="TM2"/>
-        <w:rPr>
-          <w:noProof/>
-        </w:rPr>
-      </w:pPr>
-      <w:r>
-        <w:rPr>
-          <w:noProof/>
-        </w:rPr>
-        <w:t>6.6. - Prix de l'Offre</w:t>
-      </w:r>
-      <w:r>
-        <w:rPr>
-          <w:noProof/>
-        </w:rPr>
-        <w:tab/>
-      </w:r>
-      <w:r>
-        <w:rPr>
-          <w:noProof/>
-        </w:rPr>
-        <w:fldChar w:fldCharType="begin"/>
-      </w:r>
-      <w:r>
-        <w:rPr>
-          <w:noProof/>
-        </w:rPr>
-        <w:instrText xml:space="preserve"> PAGEREF _Toc135270127 \h </w:instrText>
-      </w:r>
-      <w:r>
-        <w:rPr>
-          <w:noProof/>
-        </w:rPr>
-      </w:r>
-      <w:r>
-        <w:rPr>
-          <w:noProof/>
-        </w:rPr>
-        <w:fldChar w:fldCharType="separate"/>
-      </w:r>
-      <w:r>
-        <w:rPr>
-          <w:noProof/>
-        </w:rPr>
-        <w:t>12</w:t>
-      </w:r>
-      <w:r>
-        <w:rPr>
-          <w:noProof/>
-        </w:rPr>
-        <w:fldChar w:fldCharType="end"/>
-      </w:r>
-    </w:p>
-    <w:p>
-      <w:pPr>
-        <w:pStyle w:val="TM2"/>
-        <w:rPr>
-          <w:noProof/>
-        </w:rPr>
-      </w:pPr>
-      <w:r>
-        <w:rPr>
-          <w:noProof/>
-        </w:rPr>
-        <w:t>6.7. - Monnaie</w:t>
-      </w:r>
-      <w:r>
-        <w:rPr>
-          <w:noProof/>
-        </w:rPr>
-        <w:tab/>
-      </w:r>
-      <w:r>
-        <w:rPr>
-          <w:noProof/>
-        </w:rPr>
-        <w:fldChar w:fldCharType="begin"/>
-      </w:r>
-      <w:r>
-        <w:rPr>
-          <w:noProof/>
-        </w:rPr>
-        <w:instrText xml:space="preserve"> PAGEREF _Toc135270128 \h </w:instrText>
-      </w:r>
-      <w:r>
-        <w:rPr>
-          <w:noProof/>
-        </w:rPr>
-      </w:r>
-      <w:r>
-        <w:rPr>
-          <w:noProof/>
-        </w:rPr>
-        <w:fldChar w:fldCharType="separate"/>
-      </w:r>
-      <w:r>
-        <w:rPr>
-          <w:noProof/>
-        </w:rPr>
-        <w:t>13</w:t>
-      </w:r>
-      <w:r>
-        <w:rPr>
-          <w:noProof/>
-        </w:rPr>
-        <w:fldChar w:fldCharType="end"/>
-      </w:r>
-    </w:p>
-    <w:p>
-      <w:pPr>
-        <w:pStyle w:val="TM2"/>
-        <w:rPr>
-          <w:noProof/>
-        </w:rPr>
-      </w:pPr>
-      <w:r>
-        <w:rPr>
-          <w:noProof/>
-        </w:rPr>
-        <w:t>6.8. - Garantie de soumission</w:t>
-      </w:r>
-      <w:r>
-        <w:rPr>
-          <w:noProof/>
-        </w:rPr>
-        <w:tab/>
-      </w:r>
-      <w:r>
-        <w:rPr>
-          <w:noProof/>
-        </w:rPr>
-        <w:fldChar w:fldCharType="begin"/>
-      </w:r>
-      <w:r>
-        <w:rPr>
-          <w:noProof/>
-        </w:rPr>
-        <w:instrText xml:space="preserve"> PAGEREF _Toc135270129 \h </w:instrText>
-      </w:r>
-      <w:r>
-        <w:rPr>
-          <w:noProof/>
-        </w:rPr>
-      </w:r>
-      <w:r>
-        <w:rPr>
-          <w:noProof/>
-        </w:rPr>
-        <w:fldChar w:fldCharType="separate"/>
-      </w:r>
-      <w:r>
-        <w:rPr>
-          <w:noProof/>
-        </w:rPr>
-        <w:t>14</w:t>
-      </w:r>
-      <w:r>
-        <w:rPr>
-          <w:noProof/>
-        </w:rPr>
-        <w:fldChar w:fldCharType="end"/>
-      </w:r>
-    </w:p>
-    <w:p>
-      <w:pPr>
-        <w:pStyle w:val="TM2"/>
-        <w:rPr>
-          <w:noProof/>
-        </w:rPr>
-      </w:pPr>
-      <w:r>
-        <w:rPr>
-          <w:noProof/>
-        </w:rPr>
-        <w:t>6.9. - Langue</w:t>
-      </w:r>
-      <w:r>
-        <w:rPr>
-          <w:noProof/>
-        </w:rPr>
-        <w:tab/>
-      </w:r>
-      <w:r>
-        <w:rPr>
-          <w:noProof/>
-        </w:rPr>
-        <w:fldChar w:fldCharType="begin"/>
-      </w:r>
-      <w:r>
-        <w:rPr>
-          <w:noProof/>
-        </w:rPr>
-        <w:instrText xml:space="preserve"> PAGEREF _Toc135270130 \h </w:instrText>
-      </w:r>
-      <w:r>
-        <w:rPr>
-          <w:noProof/>
-        </w:rPr>
-      </w:r>
-      <w:r>
-        <w:rPr>
-          <w:noProof/>
-        </w:rPr>
-        <w:fldChar w:fldCharType="separate"/>
-      </w:r>
-      <w:r>
-        <w:rPr>
-          <w:noProof/>
-        </w:rPr>
-        <w:t>14</w:t>
-      </w:r>
-      <w:r>
-        <w:rPr>
-          <w:noProof/>
-        </w:rPr>
-        <w:fldChar w:fldCharType="end"/>
-      </w:r>
-    </w:p>
-    <w:p>
-      <w:pPr>
-        <w:pStyle w:val="TM1"/>
-        <w:rPr>
-          <w:noProof/>
-        </w:rPr>
-      </w:pPr>
-      <w:r>
-        <w:rPr>
-          <w:noProof/>
-        </w:rPr>
-        <w:t>7 - REMISE DES OFFRES</w:t>
-      </w:r>
-      <w:r>
-        <w:rPr>
-          <w:noProof/>
-        </w:rPr>
-        <w:tab/>
-      </w:r>
-      <w:r>
-        <w:rPr>
-          <w:noProof/>
-        </w:rPr>
-        <w:fldChar w:fldCharType="begin"/>
-      </w:r>
-      <w:r>
-        <w:rPr>
-          <w:noProof/>
-        </w:rPr>
-        <w:instrText xml:space="preserve"> PAGEREF _Toc135270131 \h </w:instrText>
-      </w:r>
-      <w:r>
-        <w:rPr>
-          <w:noProof/>
-        </w:rPr>
-      </w:r>
-      <w:r>
-        <w:rPr>
-          <w:noProof/>
-        </w:rPr>
-        <w:fldChar w:fldCharType="separate"/>
-      </w:r>
-      <w:r>
-        <w:rPr>
-          <w:noProof/>
-        </w:rPr>
-        <w:t>15</w:t>
-      </w:r>
-      <w:r>
-        <w:rPr>
-          <w:noProof/>
-        </w:rPr>
-        <w:fldChar w:fldCharType="end"/>
-      </w:r>
-    </w:p>
-    <w:p>
-      <w:pPr>
-        <w:pStyle w:val="TM2"/>
-        <w:rPr>
-          <w:noProof/>
-        </w:rPr>
-      </w:pPr>
-      <w:r>
-        <w:rPr>
-          <w:noProof/>
-        </w:rPr>
-        <w:t>7.1. - Forme des plis</w:t>
-      </w:r>
-      <w:r>
-        <w:rPr>
-          <w:noProof/>
-        </w:rPr>
-        <w:tab/>
-      </w:r>
-      <w:r>
-        <w:rPr>
-          <w:noProof/>
-        </w:rPr>
-        <w:fldChar w:fldCharType="begin"/>
-      </w:r>
-      <w:r>
-        <w:rPr>
-          <w:noProof/>
-        </w:rPr>
-        <w:instrText xml:space="preserve"> PAGEREF _Toc135270132 \h </w:instrText>
-      </w:r>
-      <w:r>
-        <w:rPr>
-          <w:noProof/>
-        </w:rPr>
-      </w:r>
-      <w:r>
-        <w:rPr>
-          <w:noProof/>
-        </w:rPr>
-        <w:fldChar w:fldCharType="separate"/>
-      </w:r>
-      <w:r>
-        <w:rPr>
-          <w:noProof/>
-        </w:rPr>
-        <w:t>15</w:t>
-      </w:r>
-      <w:r>
-        <w:rPr>
-          <w:noProof/>
-        </w:rPr>
-        <w:fldChar w:fldCharType="end"/>
-      </w:r>
-    </w:p>
-    <w:p>
-      <w:pPr>
-        <w:pStyle w:val="TM2"/>
-        <w:rPr>
-          <w:noProof/>
-        </w:rPr>
-      </w:pPr>
-      <w:r>
-        <w:rPr>
-          <w:noProof/>
-        </w:rPr>
-        <w:t>7.2. - Lieu, date et heure de la remise des offres</w:t>
-      </w:r>
-      <w:r>
-        <w:rPr>
-          <w:noProof/>
-        </w:rPr>
-        <w:tab/>
-      </w:r>
-      <w:r>
-        <w:rPr>
-          <w:noProof/>
-        </w:rPr>
-        <w:fldChar w:fldCharType="begin"/>
-      </w:r>
-      <w:r>
-        <w:rPr>
-          <w:noProof/>
-        </w:rPr>
-        <w:instrText xml:space="preserve"> PAGEREF _Toc135270133 \h </w:instrText>
-      </w:r>
-      <w:r>
-        <w:rPr>
-          <w:noProof/>
-        </w:rPr>
-      </w:r>
-      <w:r>
-        <w:rPr>
-          <w:noProof/>
-        </w:rPr>
-        <w:fldChar w:fldCharType="separate"/>
-      </w:r>
-      <w:r>
-        <w:rPr>
-          <w:noProof/>
-        </w:rPr>
-        <w:t>15</w:t>
-      </w:r>
-      <w:r>
-        <w:rPr>
-          <w:noProof/>
-        </w:rPr>
-        <w:fldChar w:fldCharType="end"/>
-      </w:r>
-    </w:p>
-    <w:p>
-      <w:pPr>
-        <w:pStyle w:val="TM2"/>
-        <w:rPr>
-          <w:noProof/>
-        </w:rPr>
-      </w:pPr>
-      <w:r>
-        <w:rPr>
-          <w:noProof/>
-        </w:rPr>
-        <w:t>7.3. - Remise des offres par voie électronique</w:t>
-      </w:r>
-      <w:r>
-        <w:rPr>
-          <w:noProof/>
-        </w:rPr>
-        <w:tab/>
-      </w:r>
-      <w:r>
-        <w:rPr>
-          <w:noProof/>
-        </w:rPr>
-        <w:fldChar w:fldCharType="begin"/>
-      </w:r>
-      <w:r>
-        <w:rPr>
-          <w:noProof/>
-        </w:rPr>
-        <w:instrText xml:space="preserve"> PAGEREF _Toc135270134 \h </w:instrText>
-      </w:r>
-      <w:r>
-        <w:rPr>
-          <w:noProof/>
-        </w:rPr>
-      </w:r>
-      <w:r>
-        <w:rPr>
-          <w:noProof/>
-        </w:rPr>
-        <w:fldChar w:fldCharType="separate"/>
-      </w:r>
-      <w:r>
-        <w:rPr>
-          <w:noProof/>
-        </w:rPr>
-        <w:t>16</w:t>
-      </w:r>
-      <w:r>
-        <w:rPr>
-          <w:noProof/>
-        </w:rPr>
-        <w:fldChar w:fldCharType="end"/>
-      </w:r>
-    </w:p>
-    <w:p>
-      <w:pPr>
-        <w:pStyle w:val="TM1"/>
-        <w:rPr>
-          <w:noProof/>
-        </w:rPr>
-      </w:pPr>
-      <w:r>
-        <w:rPr>
-          <w:noProof/>
-        </w:rPr>
-        <w:t>8 – OUVERTURE DES PLIS</w:t>
-      </w:r>
-      <w:r>
-        <w:rPr>
-          <w:noProof/>
-        </w:rPr>
-        <w:tab/>
-      </w:r>
-      <w:r>
-        <w:rPr>
-          <w:noProof/>
-        </w:rPr>
-        <w:fldChar w:fldCharType="begin"/>
-      </w:r>
-      <w:r>
-        <w:rPr>
-          <w:noProof/>
-        </w:rPr>
-        <w:instrText xml:space="preserve"> PAGEREF _Toc135270135 \h </w:instrText>
-      </w:r>
-      <w:r>
-        <w:rPr>
-          <w:noProof/>
-        </w:rPr>
-      </w:r>
-      <w:r>
-        <w:rPr>
-          <w:noProof/>
-        </w:rPr>
-        <w:fldChar w:fldCharType="separate"/>
-      </w:r>
-      <w:r>
-        <w:rPr>
-          <w:noProof/>
-        </w:rPr>
-        <w:t>16</w:t>
-      </w:r>
-      <w:r>
-        <w:rPr>
-          <w:noProof/>
-        </w:rPr>
-        <w:fldChar w:fldCharType="end"/>
-      </w:r>
-    </w:p>
-    <w:p>
-      <w:pPr>
-        <w:pStyle w:val="TM2"/>
-        <w:rPr>
-          <w:noProof/>
-        </w:rPr>
-      </w:pPr>
-      <w:r>
-        <w:rPr>
-          <w:noProof/>
-        </w:rPr>
-        <w:t>8.1. - Ordre d'ouverture des enveloppes</w:t>
-      </w:r>
-      <w:r>
-        <w:rPr>
-          <w:noProof/>
-        </w:rPr>
-        <w:tab/>
-      </w:r>
-      <w:r>
-        <w:rPr>
-          <w:noProof/>
-        </w:rPr>
-        <w:fldChar w:fldCharType="begin"/>
-      </w:r>
-      <w:r>
-        <w:rPr>
-          <w:noProof/>
-        </w:rPr>
-        <w:instrText xml:space="preserve"> PAGEREF _Toc135270136 \h </w:instrText>
-      </w:r>
-      <w:r>
-        <w:rPr>
-          <w:noProof/>
-        </w:rPr>
-      </w:r>
-      <w:r>
-        <w:rPr>
-          <w:noProof/>
-        </w:rPr>
-        <w:fldChar w:fldCharType="separate"/>
-      </w:r>
-      <w:r>
-        <w:rPr>
-          <w:noProof/>
-        </w:rPr>
-        <w:t>16</w:t>
-      </w:r>
-      <w:r>
-        <w:rPr>
-          <w:noProof/>
-        </w:rPr>
-        <w:fldChar w:fldCharType="end"/>
-      </w:r>
-    </w:p>
-    <w:p>
-      <w:pPr>
-        <w:pStyle w:val="TM2"/>
-        <w:rPr>
-          <w:noProof/>
-        </w:rPr>
-      </w:pPr>
-      <w:r>
-        <w:rPr>
-          <w:noProof/>
-        </w:rPr>
-        <w:t>8.2. - Procès-verbal d'ouverture des plis</w:t>
-      </w:r>
-      <w:r>
-        <w:rPr>
-          <w:noProof/>
-        </w:rPr>
-        <w:tab/>
-      </w:r>
-      <w:r>
-        <w:rPr>
-          <w:noProof/>
-        </w:rPr>
-        <w:fldChar w:fldCharType="begin"/>
-      </w:r>
-      <w:r>
-        <w:rPr>
-          <w:noProof/>
-        </w:rPr>
-        <w:instrText xml:space="preserve"> PAGEREF _Toc135270137 \h </w:instrText>
-      </w:r>
-      <w:r>
-        <w:rPr>
-          <w:noProof/>
-        </w:rPr>
-      </w:r>
-      <w:r>
-        <w:rPr>
-          <w:noProof/>
-        </w:rPr>
-        <w:fldChar w:fldCharType="separate"/>
-      </w:r>
-      <w:r>
-        <w:rPr>
-          <w:noProof/>
-        </w:rPr>
-        <w:t>17</w:t>
-      </w:r>
-      <w:r>
-        <w:rPr>
-          <w:noProof/>
-        </w:rPr>
-        <w:fldChar w:fldCharType="end"/>
-      </w:r>
-    </w:p>
-    <w:p>
-      <w:pPr>
-        <w:pStyle w:val="TM1"/>
-        <w:rPr>
-          <w:noProof/>
-        </w:rPr>
-      </w:pPr>
-      <w:r>
-        <w:rPr>
-          <w:noProof/>
-        </w:rPr>
-        <w:t>9 - ÉVALUATION ET COMPARAISON DES OFFRES</w:t>
-      </w:r>
-      <w:r>
-        <w:rPr>
-          <w:noProof/>
-        </w:rPr>
-        <w:tab/>
-      </w:r>
-      <w:r>
-        <w:rPr>
-          <w:noProof/>
-        </w:rPr>
-        <w:fldChar w:fldCharType="begin"/>
-      </w:r>
-      <w:r>
-        <w:rPr>
-          <w:noProof/>
-        </w:rPr>
-        <w:instrText xml:space="preserve"> PAGEREF _Toc135270138 \h </w:instrText>
-      </w:r>
-      <w:r>
-        <w:rPr>
-          <w:noProof/>
-        </w:rPr>
-      </w:r>
-      <w:r>
-        <w:rPr>
-          <w:noProof/>
-        </w:rPr>
-        <w:fldChar w:fldCharType="separate"/>
-      </w:r>
-      <w:r>
-        <w:rPr>
-          <w:noProof/>
-        </w:rPr>
-        <w:t>17</w:t>
-      </w:r>
-      <w:r>
-        <w:rPr>
-          <w:noProof/>
-        </w:rPr>
-        <w:fldChar w:fldCharType="end"/>
-      </w:r>
-    </w:p>
-    <w:p>
-      <w:pPr>
-        <w:pStyle w:val="TM2"/>
-        <w:rPr>
-          <w:noProof/>
-        </w:rPr>
-      </w:pPr>
-      <w:r>
-        <w:rPr>
-          <w:noProof/>
-        </w:rPr>
-        <w:t>9.1. - Relations entre les Candidats et l'Acheteur ou la PRMP</w:t>
-      </w:r>
-      <w:r>
-        <w:rPr>
-          <w:noProof/>
-        </w:rPr>
-        <w:tab/>
-      </w:r>
-      <w:r>
-        <w:rPr>
-          <w:noProof/>
-        </w:rPr>
-        <w:fldChar w:fldCharType="begin"/>
-      </w:r>
-      <w:r>
-        <w:rPr>
-          <w:noProof/>
-        </w:rPr>
-        <w:instrText xml:space="preserve"> PAGEREF _Toc135270139 \h </w:instrText>
-      </w:r>
-      <w:r>
-        <w:rPr>
-          <w:noProof/>
-        </w:rPr>
-      </w:r>
-      <w:r>
-        <w:rPr>
-          <w:noProof/>
-        </w:rPr>
-        <w:fldChar w:fldCharType="separate"/>
-      </w:r>
-      <w:r>
-        <w:rPr>
-          <w:noProof/>
-        </w:rPr>
-        <w:t>17</w:t>
-      </w:r>
-      <w:r>
-        <w:rPr>
-          <w:noProof/>
-        </w:rPr>
-        <w:fldChar w:fldCharType="end"/>
-      </w:r>
-    </w:p>
-    <w:p>
-      <w:pPr>
-        <w:pStyle w:val="TM2"/>
-        <w:rPr>
-          <w:noProof/>
-        </w:rPr>
-      </w:pPr>
-      <w:r>
-        <w:rPr>
-          <w:noProof/>
-        </w:rPr>
-        <w:t>9.2. - Contrôle de la conformité des offres</w:t>
-      </w:r>
-      <w:r>
-        <w:rPr>
-          <w:noProof/>
-        </w:rPr>
-        <w:tab/>
-      </w:r>
-      <w:r>
-        <w:rPr>
-          <w:noProof/>
-        </w:rPr>
-        <w:fldChar w:fldCharType="begin"/>
-      </w:r>
-      <w:r>
-        <w:rPr>
-          <w:noProof/>
-        </w:rPr>
-        <w:instrText xml:space="preserve"> PAGEREF _Toc135270140 \h </w:instrText>
-      </w:r>
-      <w:r>
-        <w:rPr>
-          <w:noProof/>
-        </w:rPr>
-      </w:r>
-      <w:r>
-        <w:rPr>
-          <w:noProof/>
-        </w:rPr>
-        <w:fldChar w:fldCharType="separate"/>
-      </w:r>
-      <w:r>
-        <w:rPr>
-          <w:noProof/>
-        </w:rPr>
-        <w:t>17</w:t>
-      </w:r>
-      <w:r>
-        <w:rPr>
-          <w:noProof/>
-        </w:rPr>
-        <w:fldChar w:fldCharType="end"/>
-      </w:r>
-    </w:p>
-    <w:p>
-      <w:pPr>
-        <w:pStyle w:val="TM2"/>
-        <w:rPr>
-          <w:noProof/>
-        </w:rPr>
-      </w:pPr>
-      <w:r>
-        <w:rPr>
-          <w:noProof/>
-        </w:rPr>
-        <w:t>9.3. - Corrections des erreurs de calcul</w:t>
-      </w:r>
-      <w:r>
-        <w:rPr>
-          <w:noProof/>
-        </w:rPr>
-        <w:tab/>
-      </w:r>
-      <w:r>
-        <w:rPr>
-          <w:noProof/>
-        </w:rPr>
-        <w:fldChar w:fldCharType="begin"/>
-      </w:r>
-      <w:r>
-        <w:rPr>
-          <w:noProof/>
-        </w:rPr>
-        <w:instrText xml:space="preserve"> PAGEREF _Toc135270141 \h </w:instrText>
-      </w:r>
-      <w:r>
-        <w:rPr>
-          <w:noProof/>
-        </w:rPr>
-      </w:r>
-      <w:r>
-        <w:rPr>
-          <w:noProof/>
-        </w:rPr>
-        <w:fldChar w:fldCharType="separate"/>
-      </w:r>
-      <w:r>
-        <w:rPr>
-          <w:noProof/>
-        </w:rPr>
-        <w:t>18</w:t>
-      </w:r>
-      <w:r>
-        <w:rPr>
-          <w:noProof/>
-        </w:rPr>
-        <w:fldChar w:fldCharType="end"/>
-      </w:r>
-    </w:p>
-    <w:p>
-      <w:pPr>
-        <w:pStyle w:val="TM2"/>
-        <w:rPr>
-          <w:noProof/>
-        </w:rPr>
-      </w:pPr>
-      <w:r>
-        <w:rPr>
-          <w:noProof/>
-        </w:rPr>
-        <w:t>9.4. - Evaluation et comparaison des offres</w:t>
-      </w:r>
-      <w:r>
-        <w:rPr>
-          <w:noProof/>
-        </w:rPr>
-        <w:tab/>
-      </w:r>
-      <w:r>
-        <w:rPr>
-          <w:noProof/>
-        </w:rPr>
-        <w:fldChar w:fldCharType="begin"/>
-      </w:r>
-      <w:r>
-        <w:rPr>
-          <w:noProof/>
-        </w:rPr>
-        <w:instrText xml:space="preserve"> PAGEREF _Toc135270142 \h </w:instrText>
-      </w:r>
-      <w:r>
-        <w:rPr>
-          <w:noProof/>
-        </w:rPr>
-      </w:r>
-      <w:r>
-        <w:rPr>
-          <w:noProof/>
-        </w:rPr>
-        <w:fldChar w:fldCharType="separate"/>
-      </w:r>
-      <w:r>
-        <w:rPr>
-          <w:noProof/>
-        </w:rPr>
-        <w:t>18</w:t>
-      </w:r>
-      <w:r>
-        <w:rPr>
-          <w:noProof/>
-        </w:rPr>
-        <w:fldChar w:fldCharType="end"/>
-      </w:r>
-    </w:p>
-    <w:p>
-      <w:pPr>
-        <w:pStyle w:val="TM3"/>
-        <w:tabs>
-          <w:tab w:val="left" w:pos="1200"/>
-          <w:tab w:val="right" w:leader="dot" w:pos="9062"/>
-        </w:tabs>
-        <w:rPr>
-          <w:rFonts w:ascii="Arial" w:hAnsi="Arial" w:cs="Arial"/>
-          <w:noProof/>
-        </w:rPr>
-      </w:pPr>
-      <w:r>
-        <w:rPr>
-          <w:rFonts w:ascii="Arial" w:hAnsi="Arial" w:cs="Arial"/>
-          <w:noProof/>
-        </w:rPr>
-        <w:t>9.4.1.</w:t>
-      </w:r>
-      <w:r>
-        <w:rPr>
-          <w:rFonts w:ascii="Arial" w:hAnsi="Arial" w:cs="Arial"/>
-          <w:noProof/>
-        </w:rPr>
-        <w:tab/>
-        <w:t>Conversion en Ariary</w:t>
-      </w:r>
-      <w:r>
-        <w:rPr>
-          <w:rFonts w:ascii="Arial" w:hAnsi="Arial" w:cs="Arial"/>
-          <w:noProof/>
-        </w:rPr>
-        <w:tab/>
-      </w:r>
-      <w:r>
-        <w:rPr>
-          <w:rFonts w:ascii="Arial" w:hAnsi="Arial" w:cs="Arial"/>
-          <w:noProof/>
-        </w:rPr>
-        <w:t>...</w:t>
-      </w:r>
-      <w:r>
-        <w:rPr>
-          <w:rFonts w:ascii="Arial" w:hAnsi="Arial" w:cs="Arial"/>
-          <w:noProof/>
-        </w:rPr>
-        <w:fldChar w:fldCharType="begin"/>
-      </w:r>
-      <w:r>
-        <w:rPr>
-          <w:rFonts w:ascii="Arial" w:hAnsi="Arial" w:cs="Arial"/>
-          <w:noProof/>
-        </w:rPr>
-        <w:instrText xml:space="preserve"> PAGEREF _Toc135270143 \h </w:instrText>
-      </w:r>
-      <w:r>
-        <w:rPr>
-          <w:rFonts w:ascii="Arial" w:hAnsi="Arial" w:cs="Arial"/>
-          <w:noProof/>
-        </w:rPr>
-      </w:r>
-      <w:r>
-        <w:rPr>
-          <w:rFonts w:ascii="Arial" w:hAnsi="Arial" w:cs="Arial"/>
-          <w:noProof/>
-        </w:rPr>
-        <w:fldChar w:fldCharType="separate"/>
-      </w:r>
-      <w:r>
-        <w:rPr>
-          <w:rFonts w:ascii="Arial" w:hAnsi="Arial" w:cs="Arial"/>
-          <w:noProof/>
-        </w:rPr>
-        <w:t>18</w:t>
-      </w:r>
-      <w:r>
-        <w:rPr>
-          <w:rFonts w:ascii="Arial" w:hAnsi="Arial" w:cs="Arial"/>
-          <w:noProof/>
-        </w:rPr>
-        <w:fldChar w:fldCharType="end"/>
-      </w:r>
-    </w:p>
-    <w:p>
-      <w:pPr>
-        <w:pStyle w:val="TM3"/>
-        <w:tabs>
-          <w:tab w:val="left" w:pos="1200"/>
-          <w:tab w:val="right" w:leader="dot" w:pos="9062"/>
-        </w:tabs>
-        <w:rPr>
-          <w:rFonts w:ascii="Arial" w:hAnsi="Arial" w:cs="Arial"/>
-          <w:noProof/>
-        </w:rPr>
-      </w:pPr>
-      <w:r>
-        <w:rPr>
-          <w:rFonts w:ascii="Arial" w:hAnsi="Arial" w:cs="Arial"/>
-          <w:noProof/>
-        </w:rPr>
-        <w:t>9.4.2.</w:t>
-      </w:r>
-      <w:r>
-        <w:rPr>
-          <w:rFonts w:ascii="Arial" w:hAnsi="Arial" w:cs="Arial"/>
-          <w:noProof/>
-        </w:rPr>
-        <w:tab/>
-        <w:t>Impôts et provisions</w:t>
-      </w:r>
-      <w:r>
-        <w:rPr>
-          <w:rFonts w:ascii="Arial" w:hAnsi="Arial" w:cs="Arial"/>
-          <w:noProof/>
-        </w:rPr>
-        <w:tab/>
-      </w:r>
-      <w:r>
-        <w:rPr>
-          <w:rFonts w:ascii="Arial" w:hAnsi="Arial" w:cs="Arial"/>
-          <w:noProof/>
-        </w:rPr>
-        <w:fldChar w:fldCharType="begin"/>
-      </w:r>
-      <w:r>
-        <w:rPr>
-          <w:rFonts w:ascii="Arial" w:hAnsi="Arial" w:cs="Arial"/>
-          <w:noProof/>
-        </w:rPr>
-        <w:instrText xml:space="preserve"> PAGEREF _Toc135270144 \h </w:instrText>
-      </w:r>
-      <w:r>
-        <w:rPr>
-          <w:rFonts w:ascii="Arial" w:hAnsi="Arial" w:cs="Arial"/>
-          <w:noProof/>
-        </w:rPr>
-      </w:r>
-      <w:r>
-        <w:rPr>
-          <w:rFonts w:ascii="Arial" w:hAnsi="Arial" w:cs="Arial"/>
-          <w:noProof/>
-        </w:rPr>
-        <w:fldChar w:fldCharType="separate"/>
-      </w:r>
-      <w:r>
-        <w:rPr>
-          <w:rFonts w:ascii="Arial" w:hAnsi="Arial" w:cs="Arial"/>
-          <w:noProof/>
-        </w:rPr>
-        <w:t>19</w:t>
-      </w:r>
-      <w:r>
-        <w:rPr>
-          <w:rFonts w:ascii="Arial" w:hAnsi="Arial" w:cs="Arial"/>
-          <w:noProof/>
-        </w:rPr>
-        <w:fldChar w:fldCharType="end"/>
-      </w:r>
-    </w:p>
-    <w:p>
-      <w:pPr>
-        <w:pStyle w:val="TM3"/>
-        <w:tabs>
-          <w:tab w:val="left" w:pos="1200"/>
-          <w:tab w:val="right" w:leader="dot" w:pos="9062"/>
-        </w:tabs>
-        <w:rPr>
-          <w:rFonts w:ascii="Arial" w:hAnsi="Arial" w:cs="Arial"/>
-          <w:noProof/>
-        </w:rPr>
-      </w:pPr>
-      <w:r>
-        <w:rPr>
-          <w:rFonts w:ascii="Arial" w:hAnsi="Arial" w:cs="Arial"/>
-          <w:noProof/>
-        </w:rPr>
-        <w:t>9.4.3</w:t>
-      </w:r>
-      <w:r>
-        <w:rPr>
-          <w:rFonts w:ascii="Arial" w:hAnsi="Arial" w:cs="Arial"/>
-          <w:noProof/>
-        </w:rPr>
-        <w:tab/>
-        <w:t>Détermination du montant évalué de l'offre.</w:t>
-      </w:r>
-      <w:r>
-        <w:rPr>
-          <w:rFonts w:ascii="Arial" w:hAnsi="Arial" w:cs="Arial"/>
-          <w:noProof/>
-        </w:rPr>
-        <w:tab/>
-      </w:r>
-      <w:r>
-        <w:rPr>
-          <w:rFonts w:ascii="Arial" w:hAnsi="Arial" w:cs="Arial"/>
-          <w:noProof/>
-        </w:rPr>
-        <w:fldChar w:fldCharType="begin"/>
-      </w:r>
-      <w:r>
-        <w:rPr>
-          <w:rFonts w:ascii="Arial" w:hAnsi="Arial" w:cs="Arial"/>
-          <w:noProof/>
-        </w:rPr>
-        <w:instrText xml:space="preserve"> PAGEREF _Toc135270145 \h </w:instrText>
-      </w:r>
-      <w:r>
-        <w:rPr>
-          <w:rFonts w:ascii="Arial" w:hAnsi="Arial" w:cs="Arial"/>
-          <w:noProof/>
-        </w:rPr>
-      </w:r>
-      <w:r>
-        <w:rPr>
-          <w:rFonts w:ascii="Arial" w:hAnsi="Arial" w:cs="Arial"/>
-          <w:noProof/>
-        </w:rPr>
-        <w:fldChar w:fldCharType="separate"/>
-      </w:r>
-      <w:r>
-        <w:rPr>
-          <w:rFonts w:ascii="Arial" w:hAnsi="Arial" w:cs="Arial"/>
-          <w:noProof/>
-        </w:rPr>
-        <w:t>19</w:t>
-      </w:r>
-      <w:r>
-        <w:rPr>
-          <w:rFonts w:ascii="Arial" w:hAnsi="Arial" w:cs="Arial"/>
-          <w:noProof/>
-        </w:rPr>
-        <w:fldChar w:fldCharType="end"/>
-      </w:r>
-    </w:p>
-    <w:p>
-      <w:pPr>
-        <w:pStyle w:val="TM3"/>
-        <w:tabs>
-          <w:tab w:val="left" w:pos="1200"/>
-          <w:tab w:val="right" w:leader="dot" w:pos="9062"/>
-        </w:tabs>
-        <w:rPr>
-          <w:rFonts w:ascii="Arial" w:hAnsi="Arial" w:cs="Arial"/>
-          <w:noProof/>
-        </w:rPr>
-      </w:pPr>
-      <w:r>
-        <w:rPr>
-          <w:rFonts w:ascii="Arial" w:hAnsi="Arial" w:cs="Arial"/>
-          <w:noProof/>
-        </w:rPr>
-        <w:t>9.4.4</w:t>
-      </w:r>
-      <w:r>
-        <w:rPr>
-          <w:rFonts w:ascii="Arial" w:hAnsi="Arial" w:cs="Arial"/>
-          <w:noProof/>
-        </w:rPr>
-        <w:tab/>
-        <w:t>Comparaison des offres.</w:t>
-      </w:r>
-      <w:r>
-        <w:rPr>
-          <w:rFonts w:ascii="Arial" w:hAnsi="Arial" w:cs="Arial"/>
-          <w:noProof/>
-        </w:rPr>
-        <w:tab/>
-      </w:r>
-      <w:r>
-        <w:rPr>
-          <w:rFonts w:ascii="Arial" w:hAnsi="Arial" w:cs="Arial"/>
-          <w:noProof/>
-        </w:rPr>
-        <w:fldChar w:fldCharType="begin"/>
-      </w:r>
-      <w:r>
-        <w:rPr>
-          <w:rFonts w:ascii="Arial" w:hAnsi="Arial" w:cs="Arial"/>
-          <w:noProof/>
-        </w:rPr>
-        <w:instrText xml:space="preserve"> PAGEREF _Toc135270146 \h </w:instrText>
-      </w:r>
-      <w:r>
-        <w:rPr>
-          <w:rFonts w:ascii="Arial" w:hAnsi="Arial" w:cs="Arial"/>
-          <w:noProof/>
-        </w:rPr>
-      </w:r>
-      <w:r>
-        <w:rPr>
-          <w:rFonts w:ascii="Arial" w:hAnsi="Arial" w:cs="Arial"/>
-          <w:noProof/>
-        </w:rPr>
-        <w:fldChar w:fldCharType="separate"/>
-      </w:r>
-      <w:r>
-        <w:rPr>
-          <w:rFonts w:ascii="Arial" w:hAnsi="Arial" w:cs="Arial"/>
-          <w:noProof/>
-        </w:rPr>
-        <w:t>19</w:t>
-      </w:r>
-      <w:r>
-        <w:rPr>
-          <w:rFonts w:ascii="Arial" w:hAnsi="Arial" w:cs="Arial"/>
-          <w:noProof/>
-        </w:rPr>
-        <w:fldChar w:fldCharType="end"/>
-      </w:r>
-    </w:p>
-    <w:p>
-      <w:pPr>
-        <w:pStyle w:val="TM3"/>
-        <w:tabs>
-          <w:tab w:val="left" w:pos="1200"/>
-          <w:tab w:val="right" w:leader="dot" w:pos="9062"/>
-        </w:tabs>
-        <w:rPr>
-          <w:rFonts w:ascii="Arial" w:hAnsi="Arial" w:cs="Arial"/>
-          <w:noProof/>
-        </w:rPr>
-      </w:pPr>
-      <w:r>
-        <w:rPr>
-          <w:rFonts w:ascii="Arial" w:hAnsi="Arial" w:cs="Arial"/>
-          <w:noProof/>
-        </w:rPr>
-        <w:t>9.4.5</w:t>
-      </w:r>
-      <w:r>
-        <w:rPr>
-          <w:rFonts w:ascii="Arial" w:hAnsi="Arial" w:cs="Arial"/>
-          <w:noProof/>
-        </w:rPr>
-        <w:tab/>
-        <w:t>Offres anormalement basses ou anormalement hautes</w:t>
-      </w:r>
-      <w:r>
-        <w:rPr>
-          <w:rFonts w:ascii="Arial" w:hAnsi="Arial" w:cs="Arial"/>
-          <w:noProof/>
-        </w:rPr>
-        <w:tab/>
-      </w:r>
-      <w:r>
-        <w:rPr>
-          <w:rFonts w:ascii="Arial" w:hAnsi="Arial" w:cs="Arial"/>
-          <w:noProof/>
-        </w:rPr>
-        <w:fldChar w:fldCharType="begin"/>
-      </w:r>
-      <w:r>
-        <w:rPr>
-          <w:rFonts w:ascii="Arial" w:hAnsi="Arial" w:cs="Arial"/>
-          <w:noProof/>
-        </w:rPr>
-        <w:instrText xml:space="preserve"> PAGEREF _Toc135270147 \h </w:instrText>
-      </w:r>
-      <w:r>
-        <w:rPr>
-          <w:rFonts w:ascii="Arial" w:hAnsi="Arial" w:cs="Arial"/>
-          <w:noProof/>
-        </w:rPr>
-      </w:r>
-      <w:r>
-        <w:rPr>
-          <w:rFonts w:ascii="Arial" w:hAnsi="Arial" w:cs="Arial"/>
-          <w:noProof/>
-        </w:rPr>
-        <w:fldChar w:fldCharType="separate"/>
-      </w:r>
-      <w:r>
-        <w:rPr>
-          <w:rFonts w:ascii="Arial" w:hAnsi="Arial" w:cs="Arial"/>
-          <w:noProof/>
-        </w:rPr>
-        <w:t>19</w:t>
-      </w:r>
-      <w:r>
-        <w:rPr>
-          <w:rFonts w:ascii="Arial" w:hAnsi="Arial" w:cs="Arial"/>
-          <w:noProof/>
-        </w:rPr>
-        <w:fldChar w:fldCharType="end"/>
-      </w:r>
-    </w:p>
-    <w:p>
-      <w:pPr>
-        <w:pStyle w:val="TM2"/>
-        <w:rPr>
-          <w:noProof/>
-        </w:rPr>
-      </w:pPr>
-      <w:r>
-        <w:rPr>
-          <w:noProof/>
-        </w:rPr>
-        <w:t>9.5. - Préférence nationale</w:t>
-      </w:r>
-      <w:r>
-        <w:rPr>
-          <w:noProof/>
-        </w:rPr>
-        <w:tab/>
-      </w:r>
-      <w:r>
-        <w:rPr>
-          <w:noProof/>
-        </w:rPr>
-        <w:fldChar w:fldCharType="begin"/>
-      </w:r>
-      <w:r>
-        <w:rPr>
-          <w:noProof/>
-        </w:rPr>
-        <w:instrText xml:space="preserve"> PAGEREF _Toc135270148 \h </w:instrText>
-      </w:r>
-      <w:r>
-        <w:rPr>
-          <w:noProof/>
-        </w:rPr>
-      </w:r>
-      <w:r>
-        <w:rPr>
-          <w:noProof/>
-        </w:rPr>
-        <w:fldChar w:fldCharType="separate"/>
-      </w:r>
-      <w:r>
-        <w:rPr>
-          <w:noProof/>
-        </w:rPr>
-        <w:t>20</w:t>
-      </w:r>
-      <w:r>
-        <w:rPr>
-          <w:noProof/>
-        </w:rPr>
-        <w:fldChar w:fldCharType="end"/>
-      </w:r>
-    </w:p>
-    <w:p>
-      <w:pPr>
-        <w:pStyle w:val="TM1"/>
-        <w:rPr>
-          <w:noProof/>
-        </w:rPr>
-      </w:pPr>
-      <w:r>
-        <w:rPr>
-          <w:noProof/>
-        </w:rPr>
-        <w:t>10 - ATTRIBUTION ET NOTIFICATION DU MARCHE</w:t>
-      </w:r>
-      <w:r>
-        <w:rPr>
-          <w:noProof/>
-        </w:rPr>
-        <w:tab/>
-      </w:r>
-      <w:r>
-        <w:rPr>
-          <w:noProof/>
-        </w:rPr>
-        <w:fldChar w:fldCharType="begin"/>
-      </w:r>
-      <w:r>
-        <w:rPr>
-          <w:noProof/>
-        </w:rPr>
-        <w:instrText xml:space="preserve"> PAGEREF _Toc135270149 \h </w:instrText>
-      </w:r>
-      <w:r>
-        <w:rPr>
-          <w:noProof/>
-        </w:rPr>
-      </w:r>
-      <w:r>
-        <w:rPr>
-          <w:noProof/>
-        </w:rPr>
-        <w:fldChar w:fldCharType="separate"/>
-      </w:r>
-      <w:r>
-        <w:rPr>
-          <w:noProof/>
-        </w:rPr>
-        <w:t>21</w:t>
-      </w:r>
-      <w:r>
-        <w:rPr>
-          <w:noProof/>
-        </w:rPr>
-        <w:fldChar w:fldCharType="end"/>
-      </w:r>
-    </w:p>
-    <w:p>
-      <w:pPr>
-        <w:pStyle w:val="TM2"/>
-        <w:rPr>
-          <w:noProof/>
-        </w:rPr>
-      </w:pPr>
-      <w:r>
-        <w:rPr>
-          <w:noProof/>
-        </w:rPr>
-        <w:t>10.1. - Attribution du Marché</w:t>
-      </w:r>
-      <w:r>
-        <w:rPr>
-          <w:noProof/>
-        </w:rPr>
-        <w:tab/>
-      </w:r>
-      <w:r>
-        <w:rPr>
-          <w:noProof/>
-        </w:rPr>
-        <w:fldChar w:fldCharType="begin"/>
-      </w:r>
-      <w:r>
-        <w:rPr>
-          <w:noProof/>
-        </w:rPr>
-        <w:instrText xml:space="preserve"> PAGEREF _Toc135270150 \h </w:instrText>
-      </w:r>
-      <w:r>
-        <w:rPr>
-          <w:noProof/>
-        </w:rPr>
-      </w:r>
-      <w:r>
-        <w:rPr>
-          <w:noProof/>
-        </w:rPr>
-        <w:fldChar w:fldCharType="separate"/>
-      </w:r>
-      <w:r>
-        <w:rPr>
-          <w:noProof/>
-        </w:rPr>
-        <w:t>21</w:t>
-      </w:r>
-      <w:r>
-        <w:rPr>
-          <w:noProof/>
-        </w:rPr>
-        <w:fldChar w:fldCharType="end"/>
-      </w:r>
-    </w:p>
-    <w:p>
-      <w:pPr>
-        <w:pStyle w:val="TM2"/>
-        <w:rPr>
-          <w:noProof/>
-        </w:rPr>
-      </w:pPr>
-      <w:r>
-        <w:rPr>
-          <w:noProof/>
-        </w:rPr>
-        <w:t>10.2. - Appel d’offres infructueux</w:t>
-      </w:r>
-      <w:r>
-        <w:rPr>
-          <w:noProof/>
-        </w:rPr>
-        <w:tab/>
-      </w:r>
-      <w:r>
-        <w:rPr>
-          <w:noProof/>
-        </w:rPr>
-        <w:fldChar w:fldCharType="begin"/>
-      </w:r>
-      <w:r>
-        <w:rPr>
-          <w:noProof/>
-        </w:rPr>
-        <w:instrText xml:space="preserve"> PAGEREF _Toc135270151 \h </w:instrText>
-      </w:r>
-      <w:r>
-        <w:rPr>
-          <w:noProof/>
-        </w:rPr>
-      </w:r>
-      <w:r>
-        <w:rPr>
-          <w:noProof/>
-        </w:rPr>
-        <w:fldChar w:fldCharType="separate"/>
-      </w:r>
-      <w:r>
-        <w:rPr>
-          <w:noProof/>
-        </w:rPr>
-        <w:t>21</w:t>
-      </w:r>
-      <w:r>
-        <w:rPr>
-          <w:noProof/>
-        </w:rPr>
-        <w:fldChar w:fldCharType="end"/>
-      </w:r>
-    </w:p>
-    <w:p>
-      <w:pPr>
-        <w:pStyle w:val="TM2"/>
-        <w:rPr>
-          <w:noProof/>
-        </w:rPr>
-      </w:pPr>
-      <w:r>
-        <w:rPr>
-          <w:noProof/>
-        </w:rPr>
-        <w:t>10.3. - Notification du Marché</w:t>
-      </w:r>
-      <w:r>
-        <w:rPr>
-          <w:noProof/>
-        </w:rPr>
-        <w:tab/>
-      </w:r>
-      <w:r>
-        <w:rPr>
-          <w:noProof/>
-        </w:rPr>
-        <w:fldChar w:fldCharType="begin"/>
-      </w:r>
-      <w:r>
-        <w:rPr>
-          <w:noProof/>
-        </w:rPr>
-        <w:instrText xml:space="preserve"> PAGEREF _Toc135270152 \h </w:instrText>
-      </w:r>
-      <w:r>
-        <w:rPr>
-          <w:noProof/>
-        </w:rPr>
-      </w:r>
-      <w:r>
-        <w:rPr>
-          <w:noProof/>
-        </w:rPr>
-        <w:fldChar w:fldCharType="separate"/>
-      </w:r>
-      <w:r>
-        <w:rPr>
-          <w:noProof/>
-        </w:rPr>
-        <w:t>21</w:t>
-      </w:r>
-      <w:r>
-        <w:rPr>
-          <w:noProof/>
-        </w:rPr>
-        <w:fldChar w:fldCharType="end"/>
-      </w:r>
-    </w:p>
-    <w:p>
-      <w:pPr>
-        <w:pStyle w:val="TM2"/>
-        <w:rPr>
-          <w:noProof/>
-        </w:rPr>
-      </w:pPr>
-      <w:r>
-        <w:rPr>
-          <w:noProof/>
-        </w:rPr>
-        <w:t>10.4. - Garantie de bonne exécution</w:t>
-      </w:r>
-      <w:r>
-        <w:rPr>
-          <w:noProof/>
-        </w:rPr>
-        <w:tab/>
-      </w:r>
-      <w:r>
-        <w:rPr>
-          <w:noProof/>
-        </w:rPr>
-        <w:fldChar w:fldCharType="begin"/>
-      </w:r>
-      <w:r>
-        <w:rPr>
-          <w:noProof/>
-        </w:rPr>
-        <w:instrText xml:space="preserve"> PAGEREF _Toc135270153 \h </w:instrText>
-      </w:r>
-      <w:r>
-        <w:rPr>
-          <w:noProof/>
-        </w:rPr>
-      </w:r>
-      <w:r>
-        <w:rPr>
-          <w:noProof/>
-        </w:rPr>
-        <w:fldChar w:fldCharType="separate"/>
-      </w:r>
-      <w:r>
-        <w:rPr>
-          <w:noProof/>
-        </w:rPr>
-        <w:t>21</w:t>
-      </w:r>
-      <w:r>
-        <w:rPr>
-          <w:noProof/>
-        </w:rPr>
-        <w:fldChar w:fldCharType="end"/>
-      </w:r>
-    </w:p>
-    <w:p>
-      <w:pPr>
-        <w:pStyle w:val="TM2"/>
-        <w:rPr>
-          <w:noProof/>
-        </w:rPr>
-      </w:pPr>
-      <w:r>
-        <w:rPr>
-          <w:noProof/>
-        </w:rPr>
-        <w:t>10.5. - Recours</w:t>
-      </w:r>
-      <w:r>
-        <w:rPr>
-          <w:noProof/>
-        </w:rPr>
-        <w:tab/>
-      </w:r>
-      <w:r>
-        <w:rPr>
-          <w:noProof/>
-        </w:rPr>
-        <w:fldChar w:fldCharType="begin"/>
-      </w:r>
-      <w:r>
-        <w:rPr>
-          <w:noProof/>
-        </w:rPr>
-        <w:instrText xml:space="preserve"> PAGEREF _Toc135270154 \h </w:instrText>
-      </w:r>
-      <w:r>
-        <w:rPr>
-          <w:noProof/>
-        </w:rPr>
-      </w:r>
-      <w:r>
-        <w:rPr>
-          <w:noProof/>
-        </w:rPr>
-        <w:fldChar w:fldCharType="separate"/>
-      </w:r>
-      <w:r>
-        <w:rPr>
-          <w:noProof/>
-        </w:rPr>
-        <w:t>21</w:t>
-      </w:r>
-      <w:r>
-        <w:rPr>
-          <w:noProof/>
-        </w:rPr>
-        <w:fldChar w:fldCharType="end"/>
-      </w:r>
-    </w:p>
-    <w:p>
-      <w:pPr>
-        <w:pStyle w:val="TM3"/>
-        <w:tabs>
-          <w:tab w:val="right" w:leader="dot" w:pos="9062"/>
-        </w:tabs>
-        <w:rPr>
-          <w:rFonts w:ascii="Arial" w:hAnsi="Arial" w:cs="Arial"/>
-          <w:noProof/>
-        </w:rPr>
-      </w:pPr>
-      <w:r>
-        <w:rPr>
-          <w:rFonts w:ascii="Arial" w:hAnsi="Arial" w:cs="Arial"/>
-          <w:noProof/>
-        </w:rPr>
-        <w:t>10.5.1. Recours gracieux</w:t>
-      </w:r>
-      <w:r>
-        <w:rPr>
-          <w:rFonts w:ascii="Arial" w:hAnsi="Arial" w:cs="Arial"/>
-          <w:noProof/>
-        </w:rPr>
-        <w:tab/>
-      </w:r>
-      <w:r>
-        <w:rPr>
-          <w:rFonts w:ascii="Arial" w:hAnsi="Arial" w:cs="Arial"/>
-          <w:noProof/>
-        </w:rPr>
-        <w:fldChar w:fldCharType="begin"/>
-      </w:r>
-      <w:r>
-        <w:rPr>
-          <w:rFonts w:ascii="Arial" w:hAnsi="Arial" w:cs="Arial"/>
-          <w:noProof/>
-        </w:rPr>
-        <w:instrText xml:space="preserve"> PAGEREF _Toc135270155 \h </w:instrText>
-      </w:r>
-      <w:r>
-        <w:rPr>
-          <w:rFonts w:ascii="Arial" w:hAnsi="Arial" w:cs="Arial"/>
-          <w:noProof/>
-        </w:rPr>
-      </w:r>
-      <w:r>
-        <w:rPr>
-          <w:rFonts w:ascii="Arial" w:hAnsi="Arial" w:cs="Arial"/>
-          <w:noProof/>
-        </w:rPr>
-        <w:fldChar w:fldCharType="separate"/>
-      </w:r>
-      <w:r>
-        <w:rPr>
-          <w:rFonts w:ascii="Arial" w:hAnsi="Arial" w:cs="Arial"/>
-          <w:noProof/>
-        </w:rPr>
-        <w:t>21</w:t>
-      </w:r>
-      <w:r>
-        <w:rPr>
-          <w:rFonts w:ascii="Arial" w:hAnsi="Arial" w:cs="Arial"/>
-          <w:noProof/>
-        </w:rPr>
-        <w:fldChar w:fldCharType="end"/>
-      </w:r>
-    </w:p>
-    <w:p>
-      <w:pPr>
-        <w:pStyle w:val="TM3"/>
-        <w:tabs>
-          <w:tab w:val="right" w:leader="dot" w:pos="9062"/>
-        </w:tabs>
-        <w:rPr>
-          <w:rFonts w:ascii="Arial" w:hAnsi="Arial" w:cs="Arial"/>
-          <w:noProof/>
-        </w:rPr>
-      </w:pPr>
-      <w:r>
-        <w:rPr>
-          <w:rFonts w:ascii="Arial" w:hAnsi="Arial" w:cs="Arial"/>
-          <w:noProof/>
-        </w:rPr>
-        <w:t>10.5.2. Recours en attribution</w:t>
-      </w:r>
-      <w:r>
-        <w:rPr>
-          <w:rFonts w:ascii="Arial" w:hAnsi="Arial" w:cs="Arial"/>
-          <w:noProof/>
-        </w:rPr>
-        <w:tab/>
-      </w:r>
-      <w:r>
-        <w:rPr>
-          <w:rFonts w:ascii="Arial" w:hAnsi="Arial" w:cs="Arial"/>
-          <w:noProof/>
-        </w:rPr>
-        <w:fldChar w:fldCharType="begin"/>
-      </w:r>
-      <w:r>
-        <w:rPr>
-          <w:rFonts w:ascii="Arial" w:hAnsi="Arial" w:cs="Arial"/>
-          <w:noProof/>
-        </w:rPr>
-        <w:instrText xml:space="preserve"> PAGEREF _Toc135270156 \h </w:instrText>
-      </w:r>
-      <w:r>
-        <w:rPr>
-          <w:rFonts w:ascii="Arial" w:hAnsi="Arial" w:cs="Arial"/>
-          <w:noProof/>
-        </w:rPr>
-      </w:r>
-      <w:r>
-        <w:rPr>
-          <w:rFonts w:ascii="Arial" w:hAnsi="Arial" w:cs="Arial"/>
-          <w:noProof/>
-        </w:rPr>
-        <w:fldChar w:fldCharType="separate"/>
-      </w:r>
-      <w:r>
-        <w:rPr>
-          <w:rFonts w:ascii="Arial" w:hAnsi="Arial" w:cs="Arial"/>
-          <w:noProof/>
-        </w:rPr>
-        <w:t>22</w:t>
-      </w:r>
-      <w:r>
-        <w:rPr>
-          <w:rFonts w:ascii="Arial" w:hAnsi="Arial" w:cs="Arial"/>
-          <w:noProof/>
-        </w:rPr>
-        <w:fldChar w:fldCharType="end"/>
-      </w:r>
-    </w:p>
-    <w:p>
-      <w:pPr>
         <w:spacing w:before="60"/>
         <w:jc w:val="both"/>
         <w:rPr>
           <w:rFonts w:ascii="Arial" w:hAnsi="Arial"/>
         </w:rPr>
       </w:pPr>
-      <w:r>
-        <w:rPr>
-          <w:rFonts w:ascii="Arial" w:hAnsi="Arial" w:cs="Arial"/>
-          <w:b/>
-          <w:caps/>
-          <w:sz w:val="16"/>
-        </w:rPr>
-        <w:fldChar w:fldCharType="end"/>
-      </w:r>
     </w:p>
     <w:p>
       <w:pPr>
@@ -4875,10 +98,10 @@
           <w:rFonts w:ascii="Arial" w:hAnsi="Arial"/>
         </w:rPr>
         <w:sectPr>
-          <w:headerReference w:type="default" r:id="rId10"/>
-          <w:footerReference w:type="even" r:id="rId11"/>
-          <w:footerReference w:type="default" r:id="rId12"/>
-          <w:headerReference w:type="first" r:id="rId13"/>
+          <w:headerReference w:type="default" r:id="rId7"/>
+          <w:footerReference w:type="even" r:id="rId8"/>
+          <w:footerReference w:type="default" r:id="rId9"/>
+          <w:headerReference w:type="first" r:id="rId10"/>
           <w:pgSz w:w="11906" w:h="16838"/>
           <w:pgMar w:top="1417" w:right="1417" w:bottom="1417" w:left="1417" w:header="720" w:footer="720" w:gutter="0"/>
           <w:cols w:space="720"/>
@@ -6018,6 +1241,7 @@
       </w:r>
       <w:bookmarkStart w:id="5" w:name="_Toc135270113"/>
       <w:r>
+        <w:lastRenderedPageBreak/>
         <w:t>3 – FRAUDE ET CORRUPTION</w:t>
       </w:r>
       <w:bookmarkEnd w:id="5"/>
@@ -12760,8 +7984,8 @@
       </w:pPr>
     </w:p>
     <w:sectPr>
-      <w:headerReference w:type="default" r:id="rId14"/>
-      <w:headerReference w:type="first" r:id="rId15"/>
+      <w:headerReference w:type="default" r:id="rId11"/>
+      <w:headerReference w:type="first" r:id="rId12"/>
       <w:pgSz w:w="11906" w:h="16838"/>
       <w:pgMar w:top="1417" w:right="1417" w:bottom="1417" w:left="1417" w:header="720" w:footer="720" w:gutter="0"/>
       <w:cols w:space="720"/>
@@ -12878,121 +8102,6 @@
         <w:noProof/>
         <w:sz w:val="18"/>
       </w:rPr>
-      <w:t>3</w:t>
-    </w:r>
-    <w:r>
-      <w:rPr>
-        <w:rStyle w:val="Numrodepage"/>
-        <w:b/>
-        <w:sz w:val="18"/>
-      </w:rPr>
-      <w:fldChar w:fldCharType="end"/>
-    </w:r>
-    <w:r>
-      <w:rPr>
-        <w:rStyle w:val="Numrodepage"/>
-        <w:b/>
-        <w:sz w:val="18"/>
-      </w:rPr>
-      <w:t xml:space="preserve"> -</w:t>
-    </w:r>
-  </w:p>
-  <w:p>
-    <w:pPr>
-      <w:pStyle w:val="Pieddepage"/>
-    </w:pPr>
-  </w:p>
-</w:ftr>
-</file>
-
-<file path=word/footer3.xml><?xml version="1.0" encoding="utf-8"?>
-<w:ftr xmlns:wpc="http://schemas.microsoft.com/office/word/2010/wordprocessingCanvas" xmlns:cx="http://schemas.microsoft.com/office/drawing/2014/chartex" xmlns:cx1="http://schemas.microsoft.com/office/drawing/2015/9/8/chartex" xmlns:cx2="http://schemas.microsoft.com/office/drawing/2015/10/21/chartex" xmlns:cx3="http://schemas.microsoft.com/office/drawing/2016/5/9/chartex" xmlns:cx4="http://schemas.microsoft.com/office/drawing/2016/5/10/chartex" xmlns:cx5="http://schemas.microsoft.com/office/drawing/2016/5/11/chartex" xmlns:cx6="http://schemas.microsoft.com/office/drawing/2016/5/12/chartex" xmlns:cx7="http://schemas.microsoft.com/office/drawing/2016/5/13/chartex" xmlns:cx8="http://schemas.microsoft.com/office/drawing/2016/5/14/chartex" xmlns:mc="http://schemas.openxmlformats.org/markup-compatibility/2006" xmlns:aink="http://schemas.microsoft.com/office/drawing/2016/ink" xmlns:am3d="http://schemas.microsoft.com/office/drawing/2017/model3d" xmlns:o="urn:schemas-microsoft-com:office:office" xmlns:oel="http://schemas.microsoft.com/office/2019/extlst" xmlns:r="http://schemas.openxmlformats.org/officeDocument/2006/relationships" xmlns:m="http://schemas.openxmlformats.org/officeDocument/2006/math" xmlns:v="urn:schemas-microsoft-com:vml" xmlns:wp14="http://schemas.microsoft.com/office/word/2010/wordprocessingDrawing" xmlns:wp="http://schemas.openxmlformats.org/drawingml/2006/wordprocessingDrawing" xmlns:w10="urn:schemas-microsoft-com:office:word" xmlns:w="http://schemas.openxmlformats.org/wordprocessingml/2006/main" xmlns:w14="http://schemas.microsoft.com/office/word/2010/wordml" xmlns:w15="http://schemas.microsoft.com/office/word/2012/wordml" xmlns:w16cex="http://schemas.microsoft.com/office/word/2018/wordml/cex" xmlns:w16cid="http://schemas.microsoft.com/office/word/2016/wordml/cid" xmlns:w16="http://schemas.microsoft.com/office/word/2018/wordml" xmlns:w16du="http://schemas.microsoft.com/office/word/2023/wordml/word16du" xmlns:w16sdtdh="http://schemas.microsoft.com/office/word/2020/wordml/sdtdatahash" xmlns:w16sdtfl="http://schemas.microsoft.com/office/word/2024/wordml/sdtformatlock" xmlns:w16se="http://schemas.microsoft.com/office/word/2015/wordml/symex" xmlns:wpg="http://schemas.microsoft.com/office/word/2010/wordprocessingGroup" xmlns:wpi="http://schemas.microsoft.com/office/word/2010/wordprocessingInk" xmlns:wne="http://schemas.microsoft.com/office/word/2006/wordml" xmlns:wps="http://schemas.microsoft.com/office/word/2010/wordprocessingShape" mc:Ignorable="w14 w15 w16se w16cid w16 w16cex w16sdtdh w16sdtfl w16du wp14">
-  <w:p>
-    <w:pPr>
-      <w:pStyle w:val="Pieddepage"/>
-      <w:framePr w:wrap="around" w:vAnchor="text" w:hAnchor="margin" w:xAlign="center" w:y="1"/>
-      <w:rPr>
-        <w:rStyle w:val="Numrodepage"/>
-      </w:rPr>
-    </w:pPr>
-    <w:r>
-      <w:rPr>
-        <w:rStyle w:val="Numrodepage"/>
-      </w:rPr>
-      <w:fldChar w:fldCharType="begin"/>
-    </w:r>
-    <w:r>
-      <w:rPr>
-        <w:rStyle w:val="Numrodepage"/>
-      </w:rPr>
-      <w:instrText xml:space="preserve">PAGE  </w:instrText>
-    </w:r>
-    <w:r>
-      <w:rPr>
-        <w:rStyle w:val="Numrodepage"/>
-      </w:rPr>
-      <w:fldChar w:fldCharType="end"/>
-    </w:r>
-  </w:p>
-  <w:p>
-    <w:pPr>
-      <w:pStyle w:val="Pieddepage"/>
-    </w:pPr>
-  </w:p>
-</w:ftr>
-</file>
-
-<file path=word/footer4.xml><?xml version="1.0" encoding="utf-8"?>
-<w:ftr xmlns:wpc="http://schemas.microsoft.com/office/word/2010/wordprocessingCanvas" xmlns:cx="http://schemas.microsoft.com/office/drawing/2014/chartex" xmlns:cx1="http://schemas.microsoft.com/office/drawing/2015/9/8/chartex" xmlns:cx2="http://schemas.microsoft.com/office/drawing/2015/10/21/chartex" xmlns:cx3="http://schemas.microsoft.com/office/drawing/2016/5/9/chartex" xmlns:cx4="http://schemas.microsoft.com/office/drawing/2016/5/10/chartex" xmlns:cx5="http://schemas.microsoft.com/office/drawing/2016/5/11/chartex" xmlns:cx6="http://schemas.microsoft.com/office/drawing/2016/5/12/chartex" xmlns:cx7="http://schemas.microsoft.com/office/drawing/2016/5/13/chartex" xmlns:cx8="http://schemas.microsoft.com/office/drawing/2016/5/14/chartex" xmlns:mc="http://schemas.openxmlformats.org/markup-compatibility/2006" xmlns:aink="http://schemas.microsoft.com/office/drawing/2016/ink" xmlns:am3d="http://schemas.microsoft.com/office/drawing/2017/model3d" xmlns:o="urn:schemas-microsoft-com:office:office" xmlns:oel="http://schemas.microsoft.com/office/2019/extlst" xmlns:r="http://schemas.openxmlformats.org/officeDocument/2006/relationships" xmlns:m="http://schemas.openxmlformats.org/officeDocument/2006/math" xmlns:v="urn:schemas-microsoft-com:vml" xmlns:wp14="http://schemas.microsoft.com/office/word/2010/wordprocessingDrawing" xmlns:wp="http://schemas.openxmlformats.org/drawingml/2006/wordprocessingDrawing" xmlns:w10="urn:schemas-microsoft-com:office:word" xmlns:w="http://schemas.openxmlformats.org/wordprocessingml/2006/main" xmlns:w14="http://schemas.microsoft.com/office/word/2010/wordml" xmlns:w15="http://schemas.microsoft.com/office/word/2012/wordml" xmlns:w16cex="http://schemas.microsoft.com/office/word/2018/wordml/cex" xmlns:w16cid="http://schemas.microsoft.com/office/word/2016/wordml/cid" xmlns:w16="http://schemas.microsoft.com/office/word/2018/wordml" xmlns:w16du="http://schemas.microsoft.com/office/word/2023/wordml/word16du" xmlns:w16sdtdh="http://schemas.microsoft.com/office/word/2020/wordml/sdtdatahash" xmlns:w16sdtfl="http://schemas.microsoft.com/office/word/2024/wordml/sdtformatlock" xmlns:w16se="http://schemas.microsoft.com/office/word/2015/wordml/symex" xmlns:wpg="http://schemas.microsoft.com/office/word/2010/wordprocessingGroup" xmlns:wpi="http://schemas.microsoft.com/office/word/2010/wordprocessingInk" xmlns:wne="http://schemas.microsoft.com/office/word/2006/wordml" xmlns:wps="http://schemas.microsoft.com/office/word/2010/wordprocessingShape" mc:Ignorable="w14 w15 w16se w16cid w16 w16cex w16sdtdh w16sdtfl w16du wp14">
-  <w:p>
-    <w:pPr>
-      <w:pStyle w:val="Pieddepage"/>
-      <w:framePr w:wrap="around" w:vAnchor="text" w:hAnchor="margin" w:xAlign="center" w:y="1"/>
-      <w:rPr>
-        <w:rStyle w:val="Numrodepage"/>
-        <w:b/>
-        <w:sz w:val="18"/>
-      </w:rPr>
-    </w:pPr>
-    <w:r>
-      <w:rPr>
-        <w:rStyle w:val="Numrodepage"/>
-        <w:b/>
-        <w:sz w:val="18"/>
-      </w:rPr>
-      <w:t xml:space="preserve">- </w:t>
-    </w:r>
-    <w:r>
-      <w:rPr>
-        <w:rStyle w:val="Numrodepage"/>
-        <w:b/>
-        <w:sz w:val="18"/>
-      </w:rPr>
-      <w:fldChar w:fldCharType="begin"/>
-    </w:r>
-    <w:r>
-      <w:rPr>
-        <w:rStyle w:val="Numrodepage"/>
-        <w:b/>
-        <w:sz w:val="18"/>
-      </w:rPr>
-      <w:instrText xml:space="preserve">PAGE  </w:instrText>
-    </w:r>
-    <w:r>
-      <w:rPr>
-        <w:rStyle w:val="Numrodepage"/>
-        <w:b/>
-        <w:sz w:val="18"/>
-      </w:rPr>
-      <w:fldChar w:fldCharType="separate"/>
-    </w:r>
-    <w:r>
-      <w:rPr>
-        <w:rStyle w:val="Numrodepage"/>
-        <w:b/>
-        <w:noProof/>
-        <w:sz w:val="18"/>
-      </w:rPr>
       <w:t>14</w:t>
     </w:r>
     <w:r>
@@ -13044,26 +8153,6 @@
   <w:p>
     <w:pPr>
       <w:pStyle w:val="En-tte"/>
-      <w:tabs>
-        <w:tab w:val="clear" w:pos="4677"/>
-        <w:tab w:val="clear" w:pos="9355"/>
-        <w:tab w:val="right" w:pos="8931"/>
-      </w:tabs>
-      <w:rPr>
-        <w:b/>
-        <w:color w:val="000000"/>
-        <w:sz w:val="16"/>
-      </w:rPr>
-    </w:pPr>
-  </w:p>
-</w:hdr>
-</file>
-
-<file path=word/header2.xml><?xml version="1.0" encoding="utf-8"?>
-<w:hdr xmlns:wpc="http://schemas.microsoft.com/office/word/2010/wordprocessingCanvas" xmlns:cx="http://schemas.microsoft.com/office/drawing/2014/chartex" xmlns:cx1="http://schemas.microsoft.com/office/drawing/2015/9/8/chartex" xmlns:cx2="http://schemas.microsoft.com/office/drawing/2015/10/21/chartex" xmlns:cx3="http://schemas.microsoft.com/office/drawing/2016/5/9/chartex" xmlns:cx4="http://schemas.microsoft.com/office/drawing/2016/5/10/chartex" xmlns:cx5="http://schemas.microsoft.com/office/drawing/2016/5/11/chartex" xmlns:cx6="http://schemas.microsoft.com/office/drawing/2016/5/12/chartex" xmlns:cx7="http://schemas.microsoft.com/office/drawing/2016/5/13/chartex" xmlns:cx8="http://schemas.microsoft.com/office/drawing/2016/5/14/chartex" xmlns:mc="http://schemas.openxmlformats.org/markup-compatibility/2006" xmlns:aink="http://schemas.microsoft.com/office/drawing/2016/ink" xmlns:am3d="http://schemas.microsoft.com/office/drawing/2017/model3d" xmlns:o="urn:schemas-microsoft-com:office:office" xmlns:oel="http://schemas.microsoft.com/office/2019/extlst" xmlns:r="http://schemas.openxmlformats.org/officeDocument/2006/relationships" xmlns:m="http://schemas.openxmlformats.org/officeDocument/2006/math" xmlns:v="urn:schemas-microsoft-com:vml" xmlns:wp14="http://schemas.microsoft.com/office/word/2010/wordprocessingDrawing" xmlns:wp="http://schemas.openxmlformats.org/drawingml/2006/wordprocessingDrawing" xmlns:w10="urn:schemas-microsoft-com:office:word" xmlns:w="http://schemas.openxmlformats.org/wordprocessingml/2006/main" xmlns:w14="http://schemas.microsoft.com/office/word/2010/wordml" xmlns:w15="http://schemas.microsoft.com/office/word/2012/wordml" xmlns:w16cex="http://schemas.microsoft.com/office/word/2018/wordml/cex" xmlns:w16cid="http://schemas.microsoft.com/office/word/2016/wordml/cid" xmlns:w16="http://schemas.microsoft.com/office/word/2018/wordml" xmlns:w16du="http://schemas.microsoft.com/office/word/2023/wordml/word16du" xmlns:w16sdtdh="http://schemas.microsoft.com/office/word/2020/wordml/sdtdatahash" xmlns:w16sdtfl="http://schemas.microsoft.com/office/word/2024/wordml/sdtformatlock" xmlns:w16se="http://schemas.microsoft.com/office/word/2015/wordml/symex" xmlns:wpg="http://schemas.microsoft.com/office/word/2010/wordprocessingGroup" xmlns:wpi="http://schemas.microsoft.com/office/word/2010/wordprocessingInk" xmlns:wne="http://schemas.microsoft.com/office/word/2006/wordml" xmlns:wps="http://schemas.microsoft.com/office/word/2010/wordprocessingShape" mc:Ignorable="w14 w15 w16se w16cid w16 w16cex w16sdtdh w16sdtfl w16du wp14">
-  <w:p>
-    <w:pPr>
-      <w:pStyle w:val="En-tte"/>
       <w:pBdr>
         <w:bottom w:val="single" w:sz="4" w:space="1" w:color="auto"/>
       </w:pBdr>
@@ -13107,7 +8196,7 @@
 </w:hdr>
 </file>
 
-<file path=word/header3.xml><?xml version="1.0" encoding="utf-8"?>
+<file path=word/header2.xml><?xml version="1.0" encoding="utf-8"?>
 <w:hdr xmlns:wpc="http://schemas.microsoft.com/office/word/2010/wordprocessingCanvas" xmlns:cx="http://schemas.microsoft.com/office/drawing/2014/chartex" xmlns:cx1="http://schemas.microsoft.com/office/drawing/2015/9/8/chartex" xmlns:cx2="http://schemas.microsoft.com/office/drawing/2015/10/21/chartex" xmlns:cx3="http://schemas.microsoft.com/office/drawing/2016/5/9/chartex" xmlns:cx4="http://schemas.microsoft.com/office/drawing/2016/5/10/chartex" xmlns:cx5="http://schemas.microsoft.com/office/drawing/2016/5/11/chartex" xmlns:cx6="http://schemas.microsoft.com/office/drawing/2016/5/12/chartex" xmlns:cx7="http://schemas.microsoft.com/office/drawing/2016/5/13/chartex" xmlns:cx8="http://schemas.microsoft.com/office/drawing/2016/5/14/chartex" xmlns:mc="http://schemas.openxmlformats.org/markup-compatibility/2006" xmlns:aink="http://schemas.microsoft.com/office/drawing/2016/ink" xmlns:am3d="http://schemas.microsoft.com/office/drawing/2017/model3d" xmlns:o="urn:schemas-microsoft-com:office:office" xmlns:oel="http://schemas.microsoft.com/office/2019/extlst" xmlns:r="http://schemas.openxmlformats.org/officeDocument/2006/relationships" xmlns:m="http://schemas.openxmlformats.org/officeDocument/2006/math" xmlns:v="urn:schemas-microsoft-com:vml" xmlns:wp14="http://schemas.microsoft.com/office/word/2010/wordprocessingDrawing" xmlns:wp="http://schemas.openxmlformats.org/drawingml/2006/wordprocessingDrawing" xmlns:w10="urn:schemas-microsoft-com:office:word" xmlns:w="http://schemas.openxmlformats.org/wordprocessingml/2006/main" xmlns:w14="http://schemas.microsoft.com/office/word/2010/wordml" xmlns:w15="http://schemas.microsoft.com/office/word/2012/wordml" xmlns:w16cex="http://schemas.microsoft.com/office/word/2018/wordml/cex" xmlns:w16cid="http://schemas.microsoft.com/office/word/2016/wordml/cid" xmlns:w16="http://schemas.microsoft.com/office/word/2018/wordml" xmlns:w16du="http://schemas.microsoft.com/office/word/2023/wordml/word16du" xmlns:w16sdtdh="http://schemas.microsoft.com/office/word/2020/wordml/sdtdatahash" xmlns:w16sdtfl="http://schemas.microsoft.com/office/word/2024/wordml/sdtformatlock" xmlns:w16se="http://schemas.microsoft.com/office/word/2015/wordml/symex" xmlns:wpg="http://schemas.microsoft.com/office/word/2010/wordprocessingGroup" xmlns:wpi="http://schemas.microsoft.com/office/word/2010/wordprocessingInk" xmlns:wne="http://schemas.microsoft.com/office/word/2006/wordml" xmlns:wps="http://schemas.microsoft.com/office/word/2010/wordprocessingShape" mc:Ignorable="w14 w15 w16se w16cid w16 w16cex w16sdtdh w16sdtfl w16du wp14">
   <w:p>
     <w:pPr>
@@ -13127,7 +8216,7 @@
 </w:hdr>
 </file>
 
-<file path=word/header4.xml><?xml version="1.0" encoding="utf-8"?>
+<file path=word/header3.xml><?xml version="1.0" encoding="utf-8"?>
 <w:hdr xmlns:wpc="http://schemas.microsoft.com/office/word/2010/wordprocessingCanvas" xmlns:cx="http://schemas.microsoft.com/office/drawing/2014/chartex" xmlns:cx1="http://schemas.microsoft.com/office/drawing/2015/9/8/chartex" xmlns:cx2="http://schemas.microsoft.com/office/drawing/2015/10/21/chartex" xmlns:cx3="http://schemas.microsoft.com/office/drawing/2016/5/9/chartex" xmlns:cx4="http://schemas.microsoft.com/office/drawing/2016/5/10/chartex" xmlns:cx5="http://schemas.microsoft.com/office/drawing/2016/5/11/chartex" xmlns:cx6="http://schemas.microsoft.com/office/drawing/2016/5/12/chartex" xmlns:cx7="http://schemas.microsoft.com/office/drawing/2016/5/13/chartex" xmlns:cx8="http://schemas.microsoft.com/office/drawing/2016/5/14/chartex" xmlns:mc="http://schemas.openxmlformats.org/markup-compatibility/2006" xmlns:aink="http://schemas.microsoft.com/office/drawing/2016/ink" xmlns:am3d="http://schemas.microsoft.com/office/drawing/2017/model3d" xmlns:o="urn:schemas-microsoft-com:office:office" xmlns:oel="http://schemas.microsoft.com/office/2019/extlst" xmlns:r="http://schemas.openxmlformats.org/officeDocument/2006/relationships" xmlns:m="http://schemas.openxmlformats.org/officeDocument/2006/math" xmlns:v="urn:schemas-microsoft-com:vml" xmlns:wp14="http://schemas.microsoft.com/office/word/2010/wordprocessingDrawing" xmlns:wp="http://schemas.openxmlformats.org/drawingml/2006/wordprocessingDrawing" xmlns:w10="urn:schemas-microsoft-com:office:word" xmlns:w="http://schemas.openxmlformats.org/wordprocessingml/2006/main" xmlns:w14="http://schemas.microsoft.com/office/word/2010/wordml" xmlns:w15="http://schemas.microsoft.com/office/word/2012/wordml" xmlns:w16cex="http://schemas.microsoft.com/office/word/2018/wordml/cex" xmlns:w16cid="http://schemas.microsoft.com/office/word/2016/wordml/cid" xmlns:w16="http://schemas.microsoft.com/office/word/2018/wordml" xmlns:w16du="http://schemas.microsoft.com/office/word/2023/wordml/word16du" xmlns:w16sdtdh="http://schemas.microsoft.com/office/word/2020/wordml/sdtdatahash" xmlns:w16sdtfl="http://schemas.microsoft.com/office/word/2024/wordml/sdtformatlock" xmlns:w16se="http://schemas.microsoft.com/office/word/2015/wordml/symex" xmlns:wpg="http://schemas.microsoft.com/office/word/2010/wordprocessingGroup" xmlns:wpi="http://schemas.microsoft.com/office/word/2010/wordprocessingInk" xmlns:wne="http://schemas.microsoft.com/office/word/2006/wordml" xmlns:wps="http://schemas.microsoft.com/office/word/2010/wordprocessingShape" mc:Ignorable="w14 w15 w16se w16cid w16 w16cex w16sdtdh w16sdtfl w16du wp14">
   <w:p>
     <w:pPr>
@@ -13180,7 +8269,7 @@
 </w:hdr>
 </file>
 
-<file path=word/header5.xml><?xml version="1.0" encoding="utf-8"?>
+<file path=word/header4.xml><?xml version="1.0" encoding="utf-8"?>
 <w:hdr xmlns:wpc="http://schemas.microsoft.com/office/word/2010/wordprocessingCanvas" xmlns:cx="http://schemas.microsoft.com/office/drawing/2014/chartex" xmlns:cx1="http://schemas.microsoft.com/office/drawing/2015/9/8/chartex" xmlns:cx2="http://schemas.microsoft.com/office/drawing/2015/10/21/chartex" xmlns:cx3="http://schemas.microsoft.com/office/drawing/2016/5/9/chartex" xmlns:cx4="http://schemas.microsoft.com/office/drawing/2016/5/10/chartex" xmlns:cx5="http://schemas.microsoft.com/office/drawing/2016/5/11/chartex" xmlns:cx6="http://schemas.microsoft.com/office/drawing/2016/5/12/chartex" xmlns:cx7="http://schemas.microsoft.com/office/drawing/2016/5/13/chartex" xmlns:cx8="http://schemas.microsoft.com/office/drawing/2016/5/14/chartex" xmlns:mc="http://schemas.openxmlformats.org/markup-compatibility/2006" xmlns:aink="http://schemas.microsoft.com/office/drawing/2016/ink" xmlns:am3d="http://schemas.microsoft.com/office/drawing/2017/model3d" xmlns:o="urn:schemas-microsoft-com:office:office" xmlns:oel="http://schemas.microsoft.com/office/2019/extlst" xmlns:r="http://schemas.openxmlformats.org/officeDocument/2006/relationships" xmlns:m="http://schemas.openxmlformats.org/officeDocument/2006/math" xmlns:v="urn:schemas-microsoft-com:vml" xmlns:wp14="http://schemas.microsoft.com/office/word/2010/wordprocessingDrawing" xmlns:wp="http://schemas.openxmlformats.org/drawingml/2006/wordprocessingDrawing" xmlns:w10="urn:schemas-microsoft-com:office:word" xmlns:w="http://schemas.openxmlformats.org/wordprocessingml/2006/main" xmlns:w14="http://schemas.microsoft.com/office/word/2010/wordml" xmlns:w15="http://schemas.microsoft.com/office/word/2012/wordml" xmlns:w16cex="http://schemas.microsoft.com/office/word/2018/wordml/cex" xmlns:w16cid="http://schemas.microsoft.com/office/word/2016/wordml/cid" xmlns:w16="http://schemas.microsoft.com/office/word/2018/wordml" xmlns:w16du="http://schemas.microsoft.com/office/word/2023/wordml/word16du" xmlns:w16sdtdh="http://schemas.microsoft.com/office/word/2020/wordml/sdtdatahash" xmlns:w16sdtfl="http://schemas.microsoft.com/office/word/2024/wordml/sdtformatlock" xmlns:w16se="http://schemas.microsoft.com/office/word/2015/wordml/symex" xmlns:wpg="http://schemas.microsoft.com/office/word/2010/wordprocessingGroup" xmlns:wpi="http://schemas.microsoft.com/office/word/2010/wordprocessingInk" xmlns:wne="http://schemas.microsoft.com/office/word/2006/wordml" xmlns:wps="http://schemas.microsoft.com/office/word/2010/wordprocessingShape" mc:Ignorable="w14 w15 w16se w16cid w16 w16cex w16sdtdh w16sdtfl w16du wp14">
   <w:p>
     <w:pPr>
@@ -14104,6 +9193,7 @@
     <w:lvl w:ilvl="1">
       <w:start w:val="16"/>
       <w:numFmt w:val="decimal"/>
+      <w:pStyle w:val="2AutoList1"/>
       <w:lvlText w:val="%2."/>
       <w:lvlJc w:val="left"/>
       <w:pPr>
@@ -15005,6 +10095,50 @@
     <w:lsdException w:name="Subtitle" w:qFormat="1"/>
     <w:lsdException w:name="Strong" w:qFormat="1"/>
     <w:lsdException w:name="Emphasis" w:qFormat="1"/>
+    <w:lsdException w:name="Normal Table" w:semiHidden="1" w:unhideWhenUsed="1"/>
+    <w:lsdException w:name="Table Simple 1" w:semiHidden="1" w:unhideWhenUsed="1"/>
+    <w:lsdException w:name="Table Simple 2" w:semiHidden="1" w:unhideWhenUsed="1"/>
+    <w:lsdException w:name="Table Simple 3" w:semiHidden="1" w:unhideWhenUsed="1"/>
+    <w:lsdException w:name="Table Classic 1" w:semiHidden="1" w:unhideWhenUsed="1"/>
+    <w:lsdException w:name="Table Classic 2" w:semiHidden="1" w:unhideWhenUsed="1"/>
+    <w:lsdException w:name="Table Classic 3" w:semiHidden="1" w:unhideWhenUsed="1"/>
+    <w:lsdException w:name="Table Classic 4" w:semiHidden="1" w:unhideWhenUsed="1"/>
+    <w:lsdException w:name="Table Colorful 1" w:semiHidden="1" w:unhideWhenUsed="1"/>
+    <w:lsdException w:name="Table Colorful 2" w:semiHidden="1" w:unhideWhenUsed="1"/>
+    <w:lsdException w:name="Table Colorful 3" w:semiHidden="1" w:unhideWhenUsed="1"/>
+    <w:lsdException w:name="Table Columns 1" w:semiHidden="1" w:unhideWhenUsed="1"/>
+    <w:lsdException w:name="Table Columns 2" w:semiHidden="1" w:unhideWhenUsed="1"/>
+    <w:lsdException w:name="Table Columns 3" w:semiHidden="1" w:unhideWhenUsed="1"/>
+    <w:lsdException w:name="Table Columns 4" w:semiHidden="1" w:unhideWhenUsed="1"/>
+    <w:lsdException w:name="Table Columns 5" w:semiHidden="1" w:unhideWhenUsed="1"/>
+    <w:lsdException w:name="Table Grid 1" w:semiHidden="1" w:unhideWhenUsed="1"/>
+    <w:lsdException w:name="Table Grid 2" w:semiHidden="1" w:unhideWhenUsed="1"/>
+    <w:lsdException w:name="Table Grid 3" w:semiHidden="1" w:unhideWhenUsed="1"/>
+    <w:lsdException w:name="Table Grid 4" w:semiHidden="1" w:unhideWhenUsed="1"/>
+    <w:lsdException w:name="Table Grid 5" w:semiHidden="1" w:unhideWhenUsed="1"/>
+    <w:lsdException w:name="Table Grid 6" w:semiHidden="1" w:unhideWhenUsed="1"/>
+    <w:lsdException w:name="Table Grid 7" w:semiHidden="1" w:unhideWhenUsed="1"/>
+    <w:lsdException w:name="Table Grid 8" w:semiHidden="1" w:unhideWhenUsed="1"/>
+    <w:lsdException w:name="Table List 1" w:semiHidden="1" w:unhideWhenUsed="1"/>
+    <w:lsdException w:name="Table List 2" w:semiHidden="1" w:unhideWhenUsed="1"/>
+    <w:lsdException w:name="Table List 3" w:semiHidden="1" w:unhideWhenUsed="1"/>
+    <w:lsdException w:name="Table List 4" w:semiHidden="1" w:unhideWhenUsed="1"/>
+    <w:lsdException w:name="Table List 5" w:semiHidden="1" w:unhideWhenUsed="1"/>
+    <w:lsdException w:name="Table List 6" w:semiHidden="1" w:unhideWhenUsed="1"/>
+    <w:lsdException w:name="Table List 7" w:semiHidden="1" w:unhideWhenUsed="1"/>
+    <w:lsdException w:name="Table List 8" w:semiHidden="1" w:unhideWhenUsed="1"/>
+    <w:lsdException w:name="Table 3D effects 1" w:semiHidden="1" w:unhideWhenUsed="1"/>
+    <w:lsdException w:name="Table 3D effects 2" w:semiHidden="1" w:unhideWhenUsed="1"/>
+    <w:lsdException w:name="Table 3D effects 3" w:semiHidden="1" w:unhideWhenUsed="1"/>
+    <w:lsdException w:name="Table Contemporary" w:semiHidden="1" w:unhideWhenUsed="1"/>
+    <w:lsdException w:name="Table Elegant" w:semiHidden="1" w:unhideWhenUsed="1"/>
+    <w:lsdException w:name="Table Professional" w:semiHidden="1" w:unhideWhenUsed="1"/>
+    <w:lsdException w:name="Table Subtle 1" w:semiHidden="1" w:unhideWhenUsed="1"/>
+    <w:lsdException w:name="Table Subtle 2" w:semiHidden="1" w:unhideWhenUsed="1"/>
+    <w:lsdException w:name="Table Web 1" w:semiHidden="1" w:unhideWhenUsed="1"/>
+    <w:lsdException w:name="Table Web 2" w:semiHidden="1" w:unhideWhenUsed="1"/>
+    <w:lsdException w:name="Table Web 3" w:semiHidden="1" w:unhideWhenUsed="1"/>
+    <w:lsdException w:name="Table Theme" w:semiHidden="1" w:unhideWhenUsed="1"/>
     <w:lsdException w:name="Placeholder Text" w:semiHidden="1" w:uiPriority="99"/>
     <w:lsdException w:name="No Spacing" w:uiPriority="1" w:qFormat="1"/>
     <w:lsdException w:name="Light Shading" w:uiPriority="60"/>
@@ -15282,11 +10416,15 @@
   </w:style>
   <w:style w:type="character" w:default="1" w:styleId="Policepardfaut">
     <w:name w:val="Default Paragraph Font"/>
+    <w:uiPriority w:val="1"/>
     <w:semiHidden/>
+    <w:unhideWhenUsed/>
   </w:style>
   <w:style w:type="table" w:default="1" w:styleId="TableauNormal">
     <w:name w:val="Normal Table"/>
+    <w:uiPriority w:val="99"/>
     <w:semiHidden/>
+    <w:unhideWhenUsed/>
     <w:tblPr>
       <w:tblInd w:w="0" w:type="dxa"/>
       <w:tblCellMar>
@@ -15299,7 +10437,9 @@
   </w:style>
   <w:style w:type="numbering" w:default="1" w:styleId="Aucuneliste">
     <w:name w:val="No List"/>
+    <w:uiPriority w:val="99"/>
     <w:semiHidden/>
+    <w:unhideWhenUsed/>
   </w:style>
   <w:style w:type="paragraph" w:styleId="Titre">
     <w:name w:val="Title"/>
